--- a/LAB2/Отчет LAB 2.docx
+++ b/LAB2/Отчет LAB 2.docx
@@ -11,7 +11,6 @@
           <w:sz w:val="28"/>
         </w:rPr>
       </w:pPr>
-      <w:bookmarkStart w:id="0" w:name="_GoBack"/>
       <w:r>
         <w:rPr>
           <w:rFonts w:ascii="Times New Roman" w:eastAsia="Times New Roman" w:hAnsi="Times New Roman" w:cs="Times New Roman"/>
@@ -69,7 +68,16 @@
           <w:rFonts w:ascii="Times New Roman" w:eastAsia="Times New Roman" w:hAnsi="Times New Roman" w:cs="Times New Roman"/>
           <w:sz w:val="28"/>
         </w:rPr>
-        <w:t>#, которая оформляет заказ в интернет-магазине по заданному прайс-листу (название, цена в рублях, количество на складе): хлеб, 45, 30; молоко, 80, 25; сыр, 350, 12; колбаса, 420, 8; масло, 120, 15. Программа сначала выводит этот прайс-лист с номерами позиций, затем в цикле запрашивает номер товара и его количество; ввод позиций заканчивается, когда вместо номера введено 0. Заказ принимается, только если каждого из указанных товаров хватает на складе с учётом суммарного количества по всем позициям одного товара: тогда остатки списываются и выводится стоимость заказа — сумма произведений цены на заказанное количество. Если какого-либо товара не хватает, остатки не меняются, стоимость не выводится, а программа сообщает, какого товара не хватило. В конце выводятся остатки по каждому товару в порядке прайс-листа.</w:t>
+        <w:t>#, которая оформляет заказ в интернет-магазине по заданному прайс-листу (название, цена в рублях, количество на складе): хлеб, 45, 30; молоко, 80, 25; сыр, 350, 12; колбаса, 420, 8; масло, 120, 15. Программа сначала выводит этот прайс-лист с номерами позиций, затем в цикле запрашивает ном</w:t>
+      </w:r>
+      <w:bookmarkStart w:id="0" w:name="_GoBack"/>
+      <w:bookmarkEnd w:id="0"/>
+      <w:r>
+        <w:rPr>
+          <w:rFonts w:ascii="Times New Roman" w:eastAsia="Times New Roman" w:hAnsi="Times New Roman" w:cs="Times New Roman"/>
+          <w:sz w:val="28"/>
+        </w:rPr>
+        <w:t>ер товара и его количество; ввод позиций заканчивается, когда вместо номера введено 0. Заказ принимается, только если каждого из указанных товаров хватает на складе с учётом суммарного количества по всем позициям одного товара: тогда остатки списываются и выводится стоимость заказа — сумма произведений цены на заказанное количество. Если какого-либо товара не хватает, остатки не меняются, стоимость не выводится, а программа сообщает, какого товара не хватило. В конце выводятся остатки по каждому товару в порядке прайс-листа.</w:t>
       </w:r>
     </w:p>
     <w:p>
@@ -120,8 +128,6 @@
           <w:sz w:val="28"/>
         </w:rPr>
       </w:pPr>
-      <w:proofErr w:type="spellStart"/>
-      <w:proofErr w:type="gramStart"/>
       <w:r>
         <w:rPr>
           <w:rFonts w:ascii="Times New Roman" w:eastAsia="Times New Roman" w:hAnsi="Times New Roman" w:cs="Times New Roman"/>
@@ -130,8 +136,6 @@
         </w:rPr>
         <w:t>itemNumber</w:t>
       </w:r>
-      <w:proofErr w:type="spellEnd"/>
-      <w:proofErr w:type="gramEnd"/>
       <w:r>
         <w:rPr>
           <w:rFonts w:ascii="Times New Roman" w:eastAsia="Times New Roman" w:hAnsi="Times New Roman" w:cs="Times New Roman"/>
@@ -157,7 +161,6 @@
           <w:lang w:val="en-US"/>
         </w:rPr>
       </w:pPr>
-      <w:proofErr w:type="gramStart"/>
       <w:r>
         <w:rPr>
           <w:rFonts w:ascii="Times New Roman" w:eastAsia="Times New Roman" w:hAnsi="Times New Roman" w:cs="Times New Roman"/>
@@ -166,7 +169,6 @@
         </w:rPr>
         <w:t>quantity</w:t>
       </w:r>
-      <w:proofErr w:type="gramEnd"/>
       <w:r>
         <w:rPr>
           <w:rFonts w:ascii="Times New Roman" w:eastAsia="Times New Roman" w:hAnsi="Times New Roman" w:cs="Times New Roman"/>
@@ -336,23 +338,7 @@
           <w:rFonts w:ascii="Times New Roman" w:eastAsia="Times New Roman" w:hAnsi="Times New Roman" w:cs="Times New Roman"/>
           <w:sz w:val="28"/>
         </w:rPr>
-        <w:t xml:space="preserve">Запрос и </w:t>
-      </w:r>
-      <w:proofErr w:type="spellStart"/>
-      <w:r>
-        <w:rPr>
-          <w:rFonts w:ascii="Times New Roman" w:eastAsia="Times New Roman" w:hAnsi="Times New Roman" w:cs="Times New Roman"/>
-          <w:sz w:val="28"/>
-        </w:rPr>
-        <w:t>валидация</w:t>
-      </w:r>
-      <w:proofErr w:type="spellEnd"/>
-      <w:r>
-        <w:rPr>
-          <w:rFonts w:ascii="Times New Roman" w:eastAsia="Times New Roman" w:hAnsi="Times New Roman" w:cs="Times New Roman"/>
-          <w:sz w:val="28"/>
-        </w:rPr>
-        <w:t xml:space="preserve"> номера товара (проверка на то, что введено целое число находится в диапазоне от 0 до 5)</w:t>
+        <w:t>Запрос и валидация номера товара (проверка на то, что введено целое число находится в диапазоне от 0 до 5)</w:t>
       </w:r>
     </w:p>
     <w:p>
@@ -373,23 +359,7 @@
           <w:rFonts w:ascii="Times New Roman" w:eastAsia="Times New Roman" w:hAnsi="Times New Roman" w:cs="Times New Roman"/>
           <w:sz w:val="28"/>
         </w:rPr>
-        <w:t xml:space="preserve">Запрос и </w:t>
-      </w:r>
-      <w:proofErr w:type="spellStart"/>
-      <w:r>
-        <w:rPr>
-          <w:rFonts w:ascii="Times New Roman" w:eastAsia="Times New Roman" w:hAnsi="Times New Roman" w:cs="Times New Roman"/>
-          <w:sz w:val="28"/>
-        </w:rPr>
-        <w:t>валидация</w:t>
-      </w:r>
-      <w:proofErr w:type="spellEnd"/>
-      <w:r>
-        <w:rPr>
-          <w:rFonts w:ascii="Times New Roman" w:eastAsia="Times New Roman" w:hAnsi="Times New Roman" w:cs="Times New Roman"/>
-          <w:sz w:val="28"/>
-        </w:rPr>
-        <w:t xml:space="preserve"> количества товара (проверка на то, что введенное число&gt; = 0)</w:t>
+        <w:t>Запрос и валидация количества товара (проверка на то, что введенное число&gt; = 0)</w:t>
       </w:r>
     </w:p>
     <w:p>
@@ -410,7 +380,51 @@
           <w:rFonts w:ascii="Times New Roman" w:eastAsia="Times New Roman" w:hAnsi="Times New Roman" w:cs="Times New Roman"/>
           <w:sz w:val="28"/>
         </w:rPr>
-        <w:t>Накопление заказанного количества по каждому товару во временном массиве (так как пользователь может вводить один и тот же номер товара несколько раз)</w:t>
+        <w:t>Накопление заказанного количества по каждому товару во временном массиве</w:t>
+      </w:r>
+      <w:r>
+        <w:rPr>
+          <w:rFonts w:ascii="Times New Roman" w:eastAsia="Times New Roman" w:hAnsi="Times New Roman" w:cs="Times New Roman"/>
+          <w:sz w:val="28"/>
+        </w:rPr>
+        <w:t xml:space="preserve"> заказа с учетом перевода пользовательского номера товара в </w:t>
+      </w:r>
+      <w:r>
+        <w:rPr>
+          <w:rFonts w:ascii="Times New Roman" w:eastAsia="Times New Roman" w:hAnsi="Times New Roman" w:cs="Times New Roman"/>
+          <w:sz w:val="28"/>
+        </w:rPr>
+        <w:lastRenderedPageBreak/>
+        <w:t>индекс массива (</w:t>
+      </w:r>
+      <w:r>
+        <w:rPr>
+          <w:rFonts w:ascii="Times New Roman" w:eastAsia="Times New Roman" w:hAnsi="Times New Roman" w:cs="Times New Roman"/>
+          <w:sz w:val="28"/>
+          <w:lang w:val="en-US"/>
+        </w:rPr>
+        <w:t>itemNumber – 1)</w:t>
+      </w:r>
+      <w:r>
+        <w:rPr>
+          <w:rFonts w:ascii="Times New Roman" w:eastAsia="Times New Roman" w:hAnsi="Times New Roman" w:cs="Times New Roman"/>
+          <w:sz w:val="28"/>
+        </w:rPr>
+        <w:t xml:space="preserve">, </w:t>
+      </w:r>
+      <w:r>
+        <w:rPr>
+          <w:rFonts w:ascii="Times New Roman" w:eastAsia="Times New Roman" w:hAnsi="Times New Roman" w:cs="Times New Roman"/>
+          <w:sz w:val="28"/>
+        </w:rPr>
+        <w:t>так как пользователь может вводить один и то</w:t>
+      </w:r>
+      <w:r>
+        <w:rPr>
+          <w:rFonts w:ascii="Times New Roman" w:eastAsia="Times New Roman" w:hAnsi="Times New Roman" w:cs="Times New Roman"/>
+          <w:sz w:val="28"/>
+        </w:rPr>
+        <w:t>т же номер товара несколько раз</w:t>
       </w:r>
     </w:p>
     <w:p>
@@ -431,7 +445,6 @@
           <w:rFonts w:ascii="Times New Roman" w:eastAsia="Times New Roman" w:hAnsi="Times New Roman" w:cs="Times New Roman"/>
           <w:sz w:val="28"/>
         </w:rPr>
-        <w:lastRenderedPageBreak/>
         <w:t>Математические расчеты:</w:t>
       </w:r>
     </w:p>
@@ -581,480 +594,1452 @@
         </w:rPr>
         <w:t>Вывод финального состояния склада</w:t>
       </w:r>
+      <w:r>
+        <w:rPr>
+          <w:rFonts w:ascii="Times New Roman" w:eastAsia="Times New Roman" w:hAnsi="Times New Roman" w:cs="Times New Roman"/>
+          <w:sz w:val="28"/>
+          <w:lang w:val="en-US"/>
+        </w:rPr>
+        <w:t>.</w:t>
+      </w:r>
+    </w:p>
+    <w:p>
+      <w:pPr>
+        <w:spacing w:after="120" w:line="276" w:lineRule="auto"/>
+        <w:jc w:val="center"/>
+        <w:rPr>
+          <w:rFonts w:ascii="Times New Roman" w:eastAsia="Times New Roman" w:hAnsi="Times New Roman" w:cs="Times New Roman"/>
+          <w:b/>
+          <w:sz w:val="28"/>
+        </w:rPr>
+      </w:pPr>
+      <w:r>
+        <w:rPr>
+          <w:rFonts w:ascii="Times New Roman" w:eastAsia="Times New Roman" w:hAnsi="Times New Roman" w:cs="Times New Roman"/>
+          <w:b/>
+          <w:sz w:val="28"/>
+        </w:rPr>
+        <w:t>Описание функций</w:t>
+      </w:r>
+    </w:p>
+    <w:p>
+      <w:pPr>
+        <w:spacing w:after="120" w:line="276" w:lineRule="auto"/>
+        <w:rPr>
+          <w:rFonts w:ascii="Times New Roman" w:eastAsia="Times New Roman" w:hAnsi="Times New Roman" w:cs="Times New Roman"/>
+          <w:b/>
+          <w:sz w:val="28"/>
+          <w:lang w:val="en-US"/>
+        </w:rPr>
+      </w:pPr>
+      <w:r>
+        <w:rPr>
+          <w:rFonts w:ascii="Times New Roman" w:eastAsia="Times New Roman" w:hAnsi="Times New Roman" w:cs="Times New Roman"/>
+          <w:b/>
+          <w:sz w:val="28"/>
+          <w:lang w:val="en-US"/>
+        </w:rPr>
+        <w:t>Main()</w:t>
+      </w:r>
+    </w:p>
+    <w:p>
+      <w:pPr>
+        <w:spacing w:after="120" w:line="276" w:lineRule="auto"/>
+        <w:rPr>
+          <w:rFonts w:ascii="Times New Roman" w:eastAsia="Times New Roman" w:hAnsi="Times New Roman" w:cs="Times New Roman"/>
+          <w:sz w:val="28"/>
+        </w:rPr>
+      </w:pPr>
+      <w:r>
+        <w:rPr>
+          <w:rFonts w:ascii="Times New Roman" w:eastAsia="Times New Roman" w:hAnsi="Times New Roman" w:cs="Times New Roman"/>
+          <w:sz w:val="28"/>
+          <w:lang w:val="en-US"/>
+        </w:rPr>
+        <w:tab/>
+      </w:r>
+      <w:r>
+        <w:rPr>
+          <w:rFonts w:ascii="Times New Roman" w:eastAsia="Times New Roman" w:hAnsi="Times New Roman" w:cs="Times New Roman"/>
+          <w:sz w:val="28"/>
+        </w:rPr>
+        <w:t xml:space="preserve">Назначение: управляющий метод. Объявляет параллельные массивы для хранения данных магазина (названия, цены и остатки) и пустой массив для формирования текущего заказа. Организует последовательные вызова остальных </w:t>
+      </w:r>
+      <w:r>
+        <w:rPr>
+          <w:rFonts w:ascii="Times New Roman" w:eastAsia="Times New Roman" w:hAnsi="Times New Roman" w:cs="Times New Roman"/>
+          <w:sz w:val="28"/>
+          <w:lang w:val="en-US"/>
+        </w:rPr>
+        <w:t>static-</w:t>
+      </w:r>
+      <w:r>
+        <w:rPr>
+          <w:rFonts w:ascii="Times New Roman" w:eastAsia="Times New Roman" w:hAnsi="Times New Roman" w:cs="Times New Roman"/>
+          <w:sz w:val="28"/>
+        </w:rPr>
+        <w:t>функций: вывод прайс листа, сбор заказа, обработка транзакции и вывод итоговых остатков.</w:t>
+      </w:r>
+    </w:p>
+    <w:p>
+      <w:pPr>
+        <w:spacing w:after="120" w:line="276" w:lineRule="auto"/>
+        <w:rPr>
+          <w:rFonts w:ascii="Times New Roman" w:eastAsia="Times New Roman" w:hAnsi="Times New Roman" w:cs="Times New Roman"/>
+          <w:sz w:val="28"/>
+          <w:lang w:val="en-US"/>
+        </w:rPr>
+      </w:pPr>
+      <w:r>
+        <w:rPr>
+          <w:rFonts w:ascii="Times New Roman" w:eastAsia="Times New Roman" w:hAnsi="Times New Roman" w:cs="Times New Roman"/>
+          <w:sz w:val="28"/>
+        </w:rPr>
+        <w:tab/>
+        <w:t xml:space="preserve">Параметры: </w:t>
+      </w:r>
+      <w:r>
+        <w:rPr>
+          <w:rFonts w:ascii="Times New Roman" w:eastAsia="Times New Roman" w:hAnsi="Times New Roman" w:cs="Times New Roman"/>
+          <w:sz w:val="28"/>
+        </w:rPr>
+        <w:t>string[] args</w:t>
+      </w:r>
+      <w:r>
+        <w:rPr>
+          <w:rFonts w:ascii="Times New Roman" w:eastAsia="Times New Roman" w:hAnsi="Times New Roman" w:cs="Times New Roman"/>
+          <w:sz w:val="28"/>
+          <w:lang w:val="en-US"/>
+        </w:rPr>
+        <w:t>.</w:t>
+      </w:r>
+    </w:p>
+    <w:p>
+      <w:pPr>
+        <w:spacing w:after="120" w:line="276" w:lineRule="auto"/>
+        <w:rPr>
+          <w:rFonts w:ascii="Times New Roman" w:eastAsia="Times New Roman" w:hAnsi="Times New Roman" w:cs="Times New Roman"/>
+          <w:sz w:val="28"/>
+          <w:lang w:val="en-US"/>
+        </w:rPr>
+      </w:pPr>
+      <w:r>
+        <w:rPr>
+          <w:rFonts w:ascii="Times New Roman" w:eastAsia="Times New Roman" w:hAnsi="Times New Roman" w:cs="Times New Roman"/>
+          <w:sz w:val="28"/>
+        </w:rPr>
+        <w:tab/>
+        <w:t xml:space="preserve">Возвращаемое значение: </w:t>
+      </w:r>
+      <w:r>
+        <w:rPr>
+          <w:rFonts w:ascii="Times New Roman" w:eastAsia="Times New Roman" w:hAnsi="Times New Roman" w:cs="Times New Roman"/>
+          <w:sz w:val="28"/>
+          <w:lang w:val="en-US"/>
+        </w:rPr>
+        <w:t>void.</w:t>
+      </w:r>
+    </w:p>
+    <w:p>
+      <w:pPr>
+        <w:spacing w:after="120" w:line="276" w:lineRule="auto"/>
+        <w:rPr>
+          <w:rFonts w:ascii="Times New Roman" w:eastAsia="Times New Roman" w:hAnsi="Times New Roman" w:cs="Times New Roman"/>
+          <w:b/>
+          <w:sz w:val="28"/>
+          <w:lang w:val="en-US"/>
+        </w:rPr>
+      </w:pPr>
+      <w:r>
+        <w:rPr>
+          <w:rFonts w:ascii="Times New Roman" w:eastAsia="Times New Roman" w:hAnsi="Times New Roman" w:cs="Times New Roman"/>
+          <w:b/>
+          <w:sz w:val="28"/>
+          <w:lang w:val="en-US"/>
+        </w:rPr>
+        <w:t>ReadItemNumber(string prompt)</w:t>
+      </w:r>
+    </w:p>
+    <w:p>
+      <w:pPr>
+        <w:spacing w:after="120" w:line="276" w:lineRule="auto"/>
+        <w:rPr>
+          <w:rFonts w:ascii="Times New Roman" w:eastAsia="Times New Roman" w:hAnsi="Times New Roman" w:cs="Times New Roman"/>
+          <w:sz w:val="28"/>
+        </w:rPr>
+      </w:pPr>
+      <w:r>
+        <w:rPr>
+          <w:rFonts w:ascii="Times New Roman" w:eastAsia="Times New Roman" w:hAnsi="Times New Roman" w:cs="Times New Roman"/>
+          <w:sz w:val="28"/>
+          <w:lang w:val="en-US"/>
+        </w:rPr>
+        <w:tab/>
+      </w:r>
+      <w:r>
+        <w:rPr>
+          <w:rFonts w:ascii="Times New Roman" w:eastAsia="Times New Roman" w:hAnsi="Times New Roman" w:cs="Times New Roman"/>
+          <w:sz w:val="28"/>
+        </w:rPr>
+        <w:t>Назначение: чтение и валидация номера выбранного товара из консоли. Гарантирует ввод целого числа строго от 0 до 5. При вводе не числа или значения, не входящего в диапазон выводит ошибку и повторно запрашивает ввод.</w:t>
+      </w:r>
+    </w:p>
+    <w:p>
+      <w:pPr>
+        <w:spacing w:after="120" w:line="276" w:lineRule="auto"/>
+        <w:rPr>
+          <w:rFonts w:ascii="Times New Roman" w:eastAsia="Times New Roman" w:hAnsi="Times New Roman" w:cs="Times New Roman"/>
+          <w:sz w:val="28"/>
+        </w:rPr>
+      </w:pPr>
+      <w:r>
+        <w:rPr>
+          <w:rFonts w:ascii="Times New Roman" w:eastAsia="Times New Roman" w:hAnsi="Times New Roman" w:cs="Times New Roman"/>
+          <w:sz w:val="28"/>
+        </w:rPr>
+        <w:tab/>
+        <w:t xml:space="preserve">Параметры: </w:t>
+      </w:r>
+      <w:r>
+        <w:rPr>
+          <w:rFonts w:ascii="Times New Roman" w:eastAsia="Times New Roman" w:hAnsi="Times New Roman" w:cs="Times New Roman"/>
+          <w:sz w:val="28"/>
+          <w:lang w:val="en-US"/>
+        </w:rPr>
+        <w:t xml:space="preserve">string prompt – </w:t>
+      </w:r>
+      <w:r>
+        <w:rPr>
+          <w:rFonts w:ascii="Times New Roman" w:eastAsia="Times New Roman" w:hAnsi="Times New Roman" w:cs="Times New Roman"/>
+          <w:sz w:val="28"/>
+        </w:rPr>
+        <w:t>текст приглашения к вводу.</w:t>
+      </w:r>
+    </w:p>
+    <w:p>
+      <w:pPr>
+        <w:spacing w:after="120" w:line="276" w:lineRule="auto"/>
+        <w:rPr>
+          <w:rFonts w:ascii="Times New Roman" w:eastAsia="Times New Roman" w:hAnsi="Times New Roman" w:cs="Times New Roman"/>
+          <w:sz w:val="28"/>
+        </w:rPr>
+      </w:pPr>
+      <w:r>
+        <w:rPr>
+          <w:rFonts w:ascii="Times New Roman" w:eastAsia="Times New Roman" w:hAnsi="Times New Roman" w:cs="Times New Roman"/>
+          <w:sz w:val="28"/>
+        </w:rPr>
+        <w:tab/>
+        <w:t xml:space="preserve">Возвращаемое значение: </w:t>
+      </w:r>
+      <w:r>
+        <w:rPr>
+          <w:rFonts w:ascii="Times New Roman" w:eastAsia="Times New Roman" w:hAnsi="Times New Roman" w:cs="Times New Roman"/>
+          <w:sz w:val="28"/>
+          <w:lang w:val="en-US"/>
+        </w:rPr>
+        <w:t xml:space="preserve">int – </w:t>
+      </w:r>
+      <w:r>
+        <w:rPr>
+          <w:rFonts w:ascii="Times New Roman" w:eastAsia="Times New Roman" w:hAnsi="Times New Roman" w:cs="Times New Roman"/>
+          <w:sz w:val="28"/>
+        </w:rPr>
+        <w:t>корректный номер товара (0-5)</w:t>
+      </w:r>
+    </w:p>
+    <w:p>
+      <w:pPr>
+        <w:spacing w:after="120" w:line="276" w:lineRule="auto"/>
+        <w:rPr>
+          <w:rFonts w:ascii="Times New Roman" w:eastAsia="Times New Roman" w:hAnsi="Times New Roman" w:cs="Times New Roman"/>
+          <w:sz w:val="28"/>
+        </w:rPr>
+      </w:pPr>
+      <w:r>
+        <w:rPr>
+          <w:rFonts w:ascii="Times New Roman" w:eastAsia="Times New Roman" w:hAnsi="Times New Roman" w:cs="Times New Roman"/>
+          <w:sz w:val="28"/>
+        </w:rPr>
+        <w:tab/>
+        <w:t xml:space="preserve">Логика валидации: </w:t>
+      </w:r>
     </w:p>
     <w:p>
       <w:pPr>
         <w:pStyle w:val="a3"/>
-        <w:spacing w:after="120" w:line="276" w:lineRule="auto"/>
-        <w:ind w:left="792"/>
-        <w:rPr>
-          <w:rFonts w:ascii="Times New Roman" w:eastAsia="Times New Roman" w:hAnsi="Times New Roman" w:cs="Times New Roman"/>
-          <w:sz w:val="28"/>
-        </w:rPr>
-      </w:pPr>
-    </w:p>
-    <w:p>
-      <w:pPr>
-        <w:spacing w:after="120" w:line="276" w:lineRule="auto"/>
-        <w:ind w:firstLine="709"/>
-        <w:rPr>
-          <w:rFonts w:ascii="Times New Roman" w:eastAsia="Times New Roman" w:hAnsi="Times New Roman" w:cs="Times New Roman"/>
-          <w:sz w:val="28"/>
-        </w:rPr>
-      </w:pPr>
-    </w:p>
-    <w:p>
-      <w:pPr>
-        <w:spacing w:after="120" w:line="276" w:lineRule="auto"/>
-        <w:ind w:firstLine="709"/>
-        <w:rPr>
-          <w:rFonts w:ascii="Times New Roman" w:eastAsia="Times New Roman" w:hAnsi="Times New Roman" w:cs="Times New Roman"/>
-          <w:sz w:val="28"/>
-        </w:rPr>
-      </w:pPr>
-    </w:p>
-    <w:p>
-      <w:pPr>
-        <w:spacing w:after="120" w:line="276" w:lineRule="auto"/>
-        <w:ind w:firstLine="709"/>
-        <w:jc w:val="center"/>
-        <w:rPr>
-          <w:rFonts w:ascii="Times New Roman" w:eastAsia="Times New Roman" w:hAnsi="Times New Roman" w:cs="Times New Roman"/>
-          <w:sz w:val="28"/>
-        </w:rPr>
-      </w:pPr>
-    </w:p>
-    <w:p>
-      <w:pPr>
-        <w:spacing w:after="120" w:line="276" w:lineRule="auto"/>
-        <w:ind w:firstLine="709"/>
-        <w:jc w:val="both"/>
-        <w:rPr>
-          <w:rFonts w:ascii="Times New Roman" w:eastAsia="Times New Roman" w:hAnsi="Times New Roman" w:cs="Times New Roman"/>
-          <w:color w:val="FF0000"/>
-          <w:sz w:val="28"/>
-        </w:rPr>
-      </w:pPr>
-      <w:r>
-        <w:rPr>
-          <w:rFonts w:ascii="Times New Roman" w:eastAsia="Times New Roman" w:hAnsi="Times New Roman" w:cs="Times New Roman"/>
-          <w:color w:val="FF0000"/>
-          <w:sz w:val="28"/>
-        </w:rPr>
-        <w:t>Пример работы программы:</w:t>
-      </w:r>
-    </w:p>
-    <w:p>
-      <w:pPr>
-        <w:spacing w:after="0" w:line="276" w:lineRule="auto"/>
-        <w:ind w:left="709"/>
-        <w:rPr>
-          <w:rFonts w:ascii="Times New Roman" w:eastAsia="Times New Roman" w:hAnsi="Times New Roman" w:cs="Times New Roman"/>
-          <w:color w:val="FF0000"/>
-          <w:sz w:val="28"/>
-        </w:rPr>
-      </w:pPr>
-      <w:r>
-        <w:rPr>
-          <w:rFonts w:ascii="Courier New" w:eastAsia="Times New Roman" w:hAnsi="Courier New" w:cs="Courier New"/>
-          <w:color w:val="FF0000"/>
-          <w:sz w:val="24"/>
-        </w:rPr>
-        <w:t>Прайс-лист:</w:t>
-      </w:r>
-    </w:p>
-    <w:p>
-      <w:pPr>
-        <w:spacing w:after="0" w:line="276" w:lineRule="auto"/>
-        <w:ind w:left="709"/>
-        <w:rPr>
-          <w:rFonts w:ascii="Times New Roman" w:eastAsia="Times New Roman" w:hAnsi="Times New Roman" w:cs="Times New Roman"/>
-          <w:color w:val="FF0000"/>
-          <w:sz w:val="28"/>
-        </w:rPr>
-      </w:pPr>
-      <w:r>
-        <w:rPr>
-          <w:rFonts w:ascii="Courier New" w:eastAsia="Times New Roman" w:hAnsi="Courier New" w:cs="Courier New"/>
-          <w:color w:val="FF0000"/>
-          <w:sz w:val="24"/>
-        </w:rPr>
-        <w:t>1. хлеб — 45 руб., 30 шт.</w:t>
-      </w:r>
-    </w:p>
-    <w:p>
-      <w:pPr>
-        <w:spacing w:after="0" w:line="276" w:lineRule="auto"/>
-        <w:ind w:left="709"/>
-        <w:rPr>
-          <w:rFonts w:ascii="Times New Roman" w:eastAsia="Times New Roman" w:hAnsi="Times New Roman" w:cs="Times New Roman"/>
-          <w:color w:val="FF0000"/>
-          <w:sz w:val="28"/>
-        </w:rPr>
-      </w:pPr>
-      <w:r>
-        <w:rPr>
-          <w:rFonts w:ascii="Courier New" w:eastAsia="Times New Roman" w:hAnsi="Courier New" w:cs="Courier New"/>
-          <w:color w:val="FF0000"/>
-          <w:sz w:val="24"/>
-        </w:rPr>
-        <w:t>2. молоко — 80 руб., 25 шт.</w:t>
-      </w:r>
-    </w:p>
-    <w:p>
-      <w:pPr>
-        <w:spacing w:after="0" w:line="276" w:lineRule="auto"/>
-        <w:ind w:left="709"/>
-        <w:rPr>
-          <w:rFonts w:ascii="Times New Roman" w:eastAsia="Times New Roman" w:hAnsi="Times New Roman" w:cs="Times New Roman"/>
-          <w:color w:val="FF0000"/>
-          <w:sz w:val="28"/>
-        </w:rPr>
-      </w:pPr>
-      <w:r>
-        <w:rPr>
-          <w:rFonts w:ascii="Courier New" w:eastAsia="Times New Roman" w:hAnsi="Courier New" w:cs="Courier New"/>
-          <w:color w:val="FF0000"/>
-          <w:sz w:val="24"/>
-        </w:rPr>
-        <w:t>3. сыр — 350 руб., 12 шт.</w:t>
-      </w:r>
-    </w:p>
-    <w:p>
-      <w:pPr>
-        <w:spacing w:after="0" w:line="276" w:lineRule="auto"/>
-        <w:ind w:left="709"/>
-        <w:rPr>
-          <w:rFonts w:ascii="Times New Roman" w:eastAsia="Times New Roman" w:hAnsi="Times New Roman" w:cs="Times New Roman"/>
-          <w:color w:val="FF0000"/>
-          <w:sz w:val="28"/>
-        </w:rPr>
-      </w:pPr>
-      <w:r>
-        <w:rPr>
-          <w:rFonts w:ascii="Courier New" w:eastAsia="Times New Roman" w:hAnsi="Courier New" w:cs="Courier New"/>
-          <w:color w:val="FF0000"/>
-          <w:sz w:val="24"/>
-        </w:rPr>
-        <w:t>4. колбаса — 420 руб., 8 шт.</w:t>
-      </w:r>
-    </w:p>
-    <w:p>
-      <w:pPr>
-        <w:spacing w:after="0" w:line="276" w:lineRule="auto"/>
-        <w:ind w:left="709"/>
-        <w:rPr>
-          <w:rFonts w:ascii="Times New Roman" w:eastAsia="Times New Roman" w:hAnsi="Times New Roman" w:cs="Times New Roman"/>
-          <w:color w:val="FF0000"/>
-          <w:sz w:val="28"/>
-        </w:rPr>
-      </w:pPr>
-      <w:r>
-        <w:rPr>
-          <w:rFonts w:ascii="Courier New" w:eastAsia="Times New Roman" w:hAnsi="Courier New" w:cs="Courier New"/>
-          <w:color w:val="FF0000"/>
-          <w:sz w:val="24"/>
-        </w:rPr>
-        <w:t>5. масло — 120 руб., 15 шт.</w:t>
-      </w:r>
-    </w:p>
-    <w:p>
-      <w:pPr>
-        <w:spacing w:after="0" w:line="276" w:lineRule="auto"/>
-        <w:ind w:left="709"/>
-        <w:rPr>
-          <w:rFonts w:ascii="Times New Roman" w:eastAsia="Times New Roman" w:hAnsi="Times New Roman" w:cs="Times New Roman"/>
-          <w:color w:val="FF0000"/>
-          <w:sz w:val="28"/>
-        </w:rPr>
-      </w:pPr>
-      <w:r>
-        <w:rPr>
-          <w:rFonts w:ascii="Courier New" w:eastAsia="Times New Roman" w:hAnsi="Courier New" w:cs="Courier New"/>
-          <w:color w:val="FF0000"/>
-          <w:sz w:val="24"/>
-        </w:rPr>
-        <w:t>Введите номер товара (0 — конец заказа): 1</w:t>
-      </w:r>
-    </w:p>
-    <w:p>
-      <w:pPr>
-        <w:spacing w:after="0" w:line="276" w:lineRule="auto"/>
-        <w:ind w:left="709"/>
-        <w:rPr>
-          <w:rFonts w:ascii="Times New Roman" w:eastAsia="Times New Roman" w:hAnsi="Times New Roman" w:cs="Times New Roman"/>
-          <w:color w:val="FF0000"/>
-          <w:sz w:val="28"/>
-        </w:rPr>
-      </w:pPr>
-      <w:r>
-        <w:rPr>
-          <w:rFonts w:ascii="Courier New" w:eastAsia="Times New Roman" w:hAnsi="Courier New" w:cs="Courier New"/>
-          <w:color w:val="FF0000"/>
-          <w:sz w:val="24"/>
-        </w:rPr>
-        <w:t>Введите количество: 3</w:t>
-      </w:r>
-    </w:p>
-    <w:p>
-      <w:pPr>
-        <w:spacing w:after="0" w:line="276" w:lineRule="auto"/>
-        <w:ind w:left="709"/>
-        <w:rPr>
-          <w:rFonts w:ascii="Times New Roman" w:eastAsia="Times New Roman" w:hAnsi="Times New Roman" w:cs="Times New Roman"/>
-          <w:color w:val="FF0000"/>
-          <w:sz w:val="28"/>
-        </w:rPr>
-      </w:pPr>
-      <w:r>
-        <w:rPr>
-          <w:rFonts w:ascii="Courier New" w:eastAsia="Times New Roman" w:hAnsi="Courier New" w:cs="Courier New"/>
-          <w:color w:val="FF0000"/>
-          <w:sz w:val="24"/>
-        </w:rPr>
-        <w:t>Введите номер товара (0 — конец заказа): 2</w:t>
-      </w:r>
-    </w:p>
-    <w:p>
-      <w:pPr>
-        <w:spacing w:after="0" w:line="276" w:lineRule="auto"/>
-        <w:ind w:left="709"/>
-        <w:rPr>
-          <w:rFonts w:ascii="Times New Roman" w:eastAsia="Times New Roman" w:hAnsi="Times New Roman" w:cs="Times New Roman"/>
-          <w:color w:val="FF0000"/>
-          <w:sz w:val="28"/>
-        </w:rPr>
-      </w:pPr>
-      <w:r>
-        <w:rPr>
-          <w:rFonts w:ascii="Courier New" w:eastAsia="Times New Roman" w:hAnsi="Courier New" w:cs="Courier New"/>
-          <w:color w:val="FF0000"/>
-          <w:sz w:val="24"/>
-        </w:rPr>
-        <w:t>Введите количество: 2</w:t>
-      </w:r>
-    </w:p>
-    <w:p>
-      <w:pPr>
-        <w:spacing w:after="0" w:line="276" w:lineRule="auto"/>
-        <w:ind w:left="709"/>
-        <w:rPr>
-          <w:rFonts w:ascii="Times New Roman" w:eastAsia="Times New Roman" w:hAnsi="Times New Roman" w:cs="Times New Roman"/>
-          <w:color w:val="FF0000"/>
-          <w:sz w:val="28"/>
-        </w:rPr>
-      </w:pPr>
-      <w:r>
-        <w:rPr>
-          <w:rFonts w:ascii="Courier New" w:eastAsia="Times New Roman" w:hAnsi="Courier New" w:cs="Courier New"/>
-          <w:color w:val="FF0000"/>
-          <w:sz w:val="24"/>
-        </w:rPr>
-        <w:t>Введите номер товара (0 — конец заказа): 4</w:t>
-      </w:r>
-    </w:p>
-    <w:p>
-      <w:pPr>
-        <w:spacing w:after="0" w:line="276" w:lineRule="auto"/>
-        <w:ind w:left="709"/>
-        <w:rPr>
-          <w:rFonts w:ascii="Times New Roman" w:eastAsia="Times New Roman" w:hAnsi="Times New Roman" w:cs="Times New Roman"/>
-          <w:color w:val="FF0000"/>
-          <w:sz w:val="28"/>
-        </w:rPr>
-      </w:pPr>
-      <w:r>
-        <w:rPr>
-          <w:rFonts w:ascii="Courier New" w:eastAsia="Times New Roman" w:hAnsi="Courier New" w:cs="Courier New"/>
-          <w:color w:val="FF0000"/>
-          <w:sz w:val="24"/>
-        </w:rPr>
-        <w:t>Введите количество: 2</w:t>
-      </w:r>
-    </w:p>
-    <w:p>
-      <w:pPr>
-        <w:spacing w:after="0" w:line="276" w:lineRule="auto"/>
-        <w:ind w:left="709"/>
-        <w:rPr>
-          <w:rFonts w:ascii="Times New Roman" w:eastAsia="Times New Roman" w:hAnsi="Times New Roman" w:cs="Times New Roman"/>
-          <w:color w:val="FF0000"/>
-          <w:sz w:val="28"/>
-        </w:rPr>
-      </w:pPr>
-      <w:r>
-        <w:rPr>
-          <w:rFonts w:ascii="Courier New" w:eastAsia="Times New Roman" w:hAnsi="Courier New" w:cs="Courier New"/>
-          <w:color w:val="FF0000"/>
-          <w:sz w:val="24"/>
-        </w:rPr>
-        <w:t>Введите номер товара (0 — конец заказа): 0</w:t>
-      </w:r>
-    </w:p>
-    <w:p>
-      <w:pPr>
-        <w:spacing w:after="0" w:line="276" w:lineRule="auto"/>
-        <w:ind w:left="709"/>
-        <w:rPr>
-          <w:rFonts w:ascii="Times New Roman" w:eastAsia="Times New Roman" w:hAnsi="Times New Roman" w:cs="Times New Roman"/>
-          <w:color w:val="FF0000"/>
-          <w:sz w:val="28"/>
-        </w:rPr>
-      </w:pPr>
-      <w:r>
-        <w:rPr>
-          <w:rFonts w:ascii="Courier New" w:eastAsia="Times New Roman" w:hAnsi="Courier New" w:cs="Courier New"/>
-          <w:color w:val="FF0000"/>
-          <w:sz w:val="24"/>
-        </w:rPr>
-        <w:t>Стоимость заказа: 1135 руб.</w:t>
-      </w:r>
-    </w:p>
-    <w:p>
-      <w:pPr>
-        <w:spacing w:after="120" w:line="276" w:lineRule="auto"/>
-        <w:ind w:left="709"/>
-        <w:rPr>
-          <w:rFonts w:ascii="Times New Roman" w:eastAsia="Times New Roman" w:hAnsi="Times New Roman" w:cs="Times New Roman"/>
-          <w:color w:val="FF0000"/>
-          <w:sz w:val="28"/>
-        </w:rPr>
-      </w:pPr>
-      <w:r>
-        <w:rPr>
-          <w:rFonts w:ascii="Courier New" w:eastAsia="Times New Roman" w:hAnsi="Courier New" w:cs="Courier New"/>
-          <w:color w:val="FF0000"/>
-          <w:sz w:val="24"/>
-        </w:rPr>
-        <w:t>Остатки на складе: хлеб 27, молоко 23, сыр 12, колбаса 6, масло 15</w:t>
-      </w:r>
-    </w:p>
-    <w:p>
-      <w:pPr>
-        <w:spacing w:before="120" w:after="120" w:line="276" w:lineRule="auto"/>
-        <w:ind w:firstLine="709"/>
-        <w:jc w:val="both"/>
-        <w:rPr>
-          <w:rFonts w:ascii="Times New Roman" w:eastAsia="Times New Roman" w:hAnsi="Times New Roman" w:cs="Times New Roman"/>
-          <w:color w:val="FF0000"/>
-          <w:sz w:val="28"/>
-        </w:rPr>
-      </w:pPr>
-      <w:r>
-        <w:rPr>
-          <w:rFonts w:ascii="Times New Roman" w:eastAsia="Times New Roman" w:hAnsi="Times New Roman" w:cs="Times New Roman"/>
-          <w:color w:val="FF0000"/>
-          <w:sz w:val="28"/>
-        </w:rPr>
-        <w:t>Требования:</w:t>
-      </w:r>
-    </w:p>
-    <w:p>
-      <w:pPr>
-        <w:tabs>
-          <w:tab w:val="num" w:pos="360"/>
-        </w:tabs>
-        <w:spacing w:after="0" w:line="276" w:lineRule="auto"/>
-        <w:ind w:left="360" w:hanging="360"/>
-        <w:contextualSpacing/>
-        <w:rPr>
-          <w:rFonts w:ascii="Times New Roman" w:eastAsia="Times New Roman" w:hAnsi="Times New Roman" w:cs="Times New Roman"/>
-          <w:color w:val="FF0000"/>
-          <w:sz w:val="28"/>
-        </w:rPr>
-      </w:pPr>
-      <w:r>
-        <w:rPr>
-          <w:rFonts w:ascii="Times New Roman" w:eastAsia="Times New Roman" w:hAnsi="Times New Roman" w:cs="Times New Roman"/>
-          <w:color w:val="FF0000"/>
-          <w:sz w:val="28"/>
-        </w:rPr>
-        <w:t xml:space="preserve">программу разбить на подзадачи и каждую подзадачу оформить в виде отдельной </w:t>
-      </w:r>
-      <w:r>
-        <w:rPr>
-          <w:rFonts w:ascii="Times New Roman" w:eastAsia="Times New Roman" w:hAnsi="Times New Roman" w:cs="Times New Roman"/>
-          <w:color w:val="FF0000"/>
-          <w:sz w:val="28"/>
-          <w:lang w:val="en-US"/>
-        </w:rPr>
-        <w:t>static</w:t>
-      </w:r>
-      <w:r>
-        <w:rPr>
-          <w:rFonts w:ascii="Times New Roman" w:eastAsia="Times New Roman" w:hAnsi="Times New Roman" w:cs="Times New Roman"/>
-          <w:color w:val="FF0000"/>
-          <w:sz w:val="28"/>
-        </w:rPr>
-        <w:t>-функции; количество функций, их названия и сигнатуры определить самостоятельно;</w:t>
-      </w:r>
-    </w:p>
-    <w:p>
-      <w:pPr>
-        <w:tabs>
-          <w:tab w:val="num" w:pos="360"/>
-        </w:tabs>
-        <w:spacing w:after="0" w:line="276" w:lineRule="auto"/>
-        <w:ind w:left="360" w:hanging="360"/>
-        <w:contextualSpacing/>
-        <w:rPr>
-          <w:rFonts w:ascii="Times New Roman" w:eastAsia="Times New Roman" w:hAnsi="Times New Roman" w:cs="Times New Roman"/>
-          <w:color w:val="FF0000"/>
-          <w:sz w:val="28"/>
-        </w:rPr>
-      </w:pPr>
-      <w:r>
-        <w:rPr>
-          <w:rFonts w:ascii="Times New Roman" w:eastAsia="Times New Roman" w:hAnsi="Times New Roman" w:cs="Times New Roman"/>
-          <w:color w:val="FF0000"/>
-          <w:sz w:val="28"/>
-        </w:rPr>
-        <w:t xml:space="preserve">функция </w:t>
-      </w:r>
-      <w:r>
-        <w:rPr>
-          <w:rFonts w:ascii="Times New Roman" w:eastAsia="Times New Roman" w:hAnsi="Times New Roman" w:cs="Times New Roman"/>
-          <w:color w:val="FF0000"/>
-          <w:sz w:val="28"/>
-          <w:lang w:val="en-US"/>
-        </w:rPr>
-        <w:t>Main</w:t>
-      </w:r>
-      <w:r>
-        <w:rPr>
-          <w:rFonts w:ascii="Times New Roman" w:eastAsia="Times New Roman" w:hAnsi="Times New Roman" w:cs="Times New Roman"/>
-          <w:color w:val="FF0000"/>
-          <w:sz w:val="28"/>
-        </w:rPr>
-        <w:t xml:space="preserve"> должна только организовывать вызовы остальных функций;</w:t>
-      </w:r>
-    </w:p>
-    <w:p>
-      <w:pPr>
-        <w:tabs>
-          <w:tab w:val="num" w:pos="360"/>
-        </w:tabs>
-        <w:spacing w:after="0" w:line="276" w:lineRule="auto"/>
-        <w:ind w:left="360" w:hanging="360"/>
-        <w:contextualSpacing/>
-        <w:rPr>
-          <w:rFonts w:ascii="Times New Roman" w:eastAsia="Times New Roman" w:hAnsi="Times New Roman" w:cs="Times New Roman"/>
-          <w:color w:val="FF0000"/>
-          <w:sz w:val="28"/>
-        </w:rPr>
-      </w:pPr>
-      <w:r>
-        <w:rPr>
-          <w:rFonts w:ascii="Times New Roman" w:eastAsia="Times New Roman" w:hAnsi="Times New Roman" w:cs="Times New Roman"/>
-          <w:color w:val="FF0000"/>
-          <w:sz w:val="28"/>
+        <w:numPr>
+          <w:ilvl w:val="0"/>
+          <w:numId w:val="2"/>
+        </w:numPr>
+        <w:spacing w:after="120" w:line="276" w:lineRule="auto"/>
+        <w:rPr>
+          <w:rFonts w:ascii="Times New Roman" w:eastAsia="Times New Roman" w:hAnsi="Times New Roman" w:cs="Times New Roman"/>
+          <w:sz w:val="28"/>
+        </w:rPr>
+      </w:pPr>
+      <w:r>
+        <w:rPr>
+          <w:rFonts w:ascii="Times New Roman" w:eastAsia="Times New Roman" w:hAnsi="Times New Roman" w:cs="Times New Roman"/>
+          <w:sz w:val="28"/>
+        </w:rPr>
+        <w:t>Проверка на ввод именно числа (</w:t>
+      </w:r>
+      <w:r>
+        <w:rPr>
+          <w:rFonts w:ascii="Times New Roman" w:eastAsia="Times New Roman" w:hAnsi="Times New Roman" w:cs="Times New Roman"/>
+          <w:sz w:val="28"/>
+          <w:lang w:val="en-US"/>
+        </w:rPr>
+        <w:t>int.TryParse).</w:t>
+      </w:r>
+    </w:p>
+    <w:p>
+      <w:pPr>
+        <w:pStyle w:val="a3"/>
+        <w:numPr>
+          <w:ilvl w:val="0"/>
+          <w:numId w:val="2"/>
+        </w:numPr>
+        <w:spacing w:after="120" w:line="276" w:lineRule="auto"/>
+        <w:rPr>
+          <w:rFonts w:ascii="Times New Roman" w:eastAsia="Times New Roman" w:hAnsi="Times New Roman" w:cs="Times New Roman"/>
+          <w:sz w:val="28"/>
+        </w:rPr>
+      </w:pPr>
+      <w:r>
+        <w:rPr>
+          <w:rFonts w:ascii="Times New Roman" w:eastAsia="Times New Roman" w:hAnsi="Times New Roman" w:cs="Times New Roman"/>
+          <w:sz w:val="28"/>
+        </w:rPr>
+        <w:t xml:space="preserve">Проверка условия </w:t>
+      </w:r>
+      <w:r>
+        <w:rPr>
+          <w:rFonts w:ascii="Times New Roman" w:eastAsia="Times New Roman" w:hAnsi="Times New Roman" w:cs="Times New Roman"/>
+          <w:sz w:val="28"/>
+          <w:lang w:val="en-US"/>
+        </w:rPr>
+        <w:t>number &gt;=  0 &amp;&amp; number &lt;=5.</w:t>
+      </w:r>
+    </w:p>
+    <w:p>
+      <w:pPr>
+        <w:spacing w:after="120" w:line="276" w:lineRule="auto"/>
+        <w:rPr>
+          <w:rFonts w:ascii="Times New Roman" w:eastAsia="Times New Roman" w:hAnsi="Times New Roman" w:cs="Times New Roman"/>
+          <w:b/>
+          <w:sz w:val="28"/>
+          <w:lang w:val="en-US"/>
+        </w:rPr>
+      </w:pPr>
+      <w:r>
+        <w:rPr>
+          <w:rFonts w:ascii="Times New Roman" w:eastAsia="Times New Roman" w:hAnsi="Times New Roman" w:cs="Times New Roman"/>
+          <w:b/>
+          <w:sz w:val="28"/>
+          <w:lang w:val="en-US"/>
+        </w:rPr>
+        <w:t>ReadQuantity(string prompt)</w:t>
+      </w:r>
+    </w:p>
+    <w:p>
+      <w:pPr>
+        <w:spacing w:after="120" w:line="276" w:lineRule="auto"/>
+        <w:rPr>
+          <w:rFonts w:ascii="Times New Roman" w:eastAsia="Times New Roman" w:hAnsi="Times New Roman" w:cs="Times New Roman"/>
+          <w:sz w:val="28"/>
+        </w:rPr>
+      </w:pPr>
+      <w:r>
+        <w:rPr>
+          <w:rFonts w:ascii="Times New Roman" w:eastAsia="Times New Roman" w:hAnsi="Times New Roman" w:cs="Times New Roman"/>
+          <w:sz w:val="28"/>
+          <w:lang w:val="en-US"/>
         </w:rPr>
         <w:lastRenderedPageBreak/>
-        <w:t>при вводе предусмотреть повторный запрос при некорректных данных (введено не число, номер товара вне диапазона 1–5, количество единиц меньше нуля).</w:t>
-      </w:r>
-    </w:p>
-    <w:bookmarkEnd w:id="0"/>
-    <w:p/>
+        <w:tab/>
+      </w:r>
+      <w:r>
+        <w:rPr>
+          <w:rFonts w:ascii="Times New Roman" w:eastAsia="Times New Roman" w:hAnsi="Times New Roman" w:cs="Times New Roman"/>
+          <w:sz w:val="28"/>
+        </w:rPr>
+        <w:t>Назначение: чтение и валидация количества заказываемого товара. Гарантирует ввод целого неотрицательного числа. При некорректном вводе выводит сообщение об ошибке и запрашивает ввод повторно.</w:t>
+      </w:r>
+    </w:p>
+    <w:p>
+      <w:pPr>
+        <w:spacing w:after="120" w:line="276" w:lineRule="auto"/>
+        <w:ind w:firstLine="708"/>
+        <w:rPr>
+          <w:rFonts w:ascii="Times New Roman" w:eastAsia="Times New Roman" w:hAnsi="Times New Roman" w:cs="Times New Roman"/>
+          <w:sz w:val="28"/>
+        </w:rPr>
+      </w:pPr>
+      <w:r>
+        <w:rPr>
+          <w:rFonts w:ascii="Times New Roman" w:eastAsia="Times New Roman" w:hAnsi="Times New Roman" w:cs="Times New Roman"/>
+          <w:sz w:val="28"/>
+        </w:rPr>
+        <w:t xml:space="preserve">Параметры: </w:t>
+      </w:r>
+      <w:r>
+        <w:rPr>
+          <w:rFonts w:ascii="Times New Roman" w:eastAsia="Times New Roman" w:hAnsi="Times New Roman" w:cs="Times New Roman"/>
+          <w:sz w:val="28"/>
+          <w:lang w:val="en-US"/>
+        </w:rPr>
+        <w:t xml:space="preserve">string prompt – </w:t>
+      </w:r>
+      <w:r>
+        <w:rPr>
+          <w:rFonts w:ascii="Times New Roman" w:eastAsia="Times New Roman" w:hAnsi="Times New Roman" w:cs="Times New Roman"/>
+          <w:sz w:val="28"/>
+        </w:rPr>
+        <w:t>текст приглашения к вводу.</w:t>
+      </w:r>
+    </w:p>
+    <w:p>
+      <w:pPr>
+        <w:spacing w:after="120" w:line="276" w:lineRule="auto"/>
+        <w:rPr>
+          <w:rFonts w:ascii="Times New Roman" w:eastAsia="Times New Roman" w:hAnsi="Times New Roman" w:cs="Times New Roman"/>
+          <w:sz w:val="28"/>
+        </w:rPr>
+      </w:pPr>
+      <w:r>
+        <w:rPr>
+          <w:rFonts w:ascii="Times New Roman" w:eastAsia="Times New Roman" w:hAnsi="Times New Roman" w:cs="Times New Roman"/>
+          <w:sz w:val="28"/>
+        </w:rPr>
+        <w:tab/>
+        <w:t xml:space="preserve">Возвращаемое значение: </w:t>
+      </w:r>
+      <w:r>
+        <w:rPr>
+          <w:rFonts w:ascii="Times New Roman" w:eastAsia="Times New Roman" w:hAnsi="Times New Roman" w:cs="Times New Roman"/>
+          <w:sz w:val="28"/>
+          <w:lang w:val="en-US"/>
+        </w:rPr>
+        <w:t xml:space="preserve">int – </w:t>
+      </w:r>
+      <w:r>
+        <w:rPr>
+          <w:rFonts w:ascii="Times New Roman" w:eastAsia="Times New Roman" w:hAnsi="Times New Roman" w:cs="Times New Roman"/>
+          <w:sz w:val="28"/>
+        </w:rPr>
+        <w:t>корректное</w:t>
+      </w:r>
+      <w:r>
+        <w:rPr>
+          <w:rFonts w:ascii="Times New Roman" w:eastAsia="Times New Roman" w:hAnsi="Times New Roman" w:cs="Times New Roman"/>
+          <w:sz w:val="28"/>
+        </w:rPr>
+        <w:t xml:space="preserve"> </w:t>
+      </w:r>
+      <w:r>
+        <w:rPr>
+          <w:rFonts w:ascii="Times New Roman" w:eastAsia="Times New Roman" w:hAnsi="Times New Roman" w:cs="Times New Roman"/>
+          <w:sz w:val="28"/>
+        </w:rPr>
+        <w:t>количество товара (</w:t>
+      </w:r>
+      <w:r>
+        <w:rPr>
+          <w:rFonts w:ascii="Times New Roman" w:eastAsia="Times New Roman" w:hAnsi="Times New Roman" w:cs="Times New Roman"/>
+          <w:sz w:val="28"/>
+          <w:lang w:val="en-US"/>
+        </w:rPr>
+        <w:t>&gt;=0</w:t>
+      </w:r>
+      <w:r>
+        <w:rPr>
+          <w:rFonts w:ascii="Times New Roman" w:eastAsia="Times New Roman" w:hAnsi="Times New Roman" w:cs="Times New Roman"/>
+          <w:sz w:val="28"/>
+        </w:rPr>
+        <w:t>)</w:t>
+      </w:r>
+    </w:p>
+    <w:p>
+      <w:pPr>
+        <w:spacing w:after="120" w:line="276" w:lineRule="auto"/>
+        <w:rPr>
+          <w:rFonts w:ascii="Times New Roman" w:eastAsia="Times New Roman" w:hAnsi="Times New Roman" w:cs="Times New Roman"/>
+          <w:sz w:val="28"/>
+        </w:rPr>
+      </w:pPr>
+      <w:r>
+        <w:rPr>
+          <w:rFonts w:ascii="Times New Roman" w:eastAsia="Times New Roman" w:hAnsi="Times New Roman" w:cs="Times New Roman"/>
+          <w:b/>
+          <w:sz w:val="28"/>
+        </w:rPr>
+        <w:tab/>
+      </w:r>
+      <w:r>
+        <w:rPr>
+          <w:rFonts w:ascii="Times New Roman" w:eastAsia="Times New Roman" w:hAnsi="Times New Roman" w:cs="Times New Roman"/>
+          <w:sz w:val="28"/>
+        </w:rPr>
+        <w:t xml:space="preserve">Логика валидации: </w:t>
+      </w:r>
+    </w:p>
+    <w:p>
+      <w:pPr>
+        <w:pStyle w:val="a3"/>
+        <w:numPr>
+          <w:ilvl w:val="0"/>
+          <w:numId w:val="3"/>
+        </w:numPr>
+        <w:spacing w:after="120" w:line="276" w:lineRule="auto"/>
+        <w:rPr>
+          <w:rFonts w:ascii="Times New Roman" w:eastAsia="Times New Roman" w:hAnsi="Times New Roman" w:cs="Times New Roman"/>
+          <w:sz w:val="28"/>
+        </w:rPr>
+      </w:pPr>
+      <w:r>
+        <w:rPr>
+          <w:rFonts w:ascii="Times New Roman" w:eastAsia="Times New Roman" w:hAnsi="Times New Roman" w:cs="Times New Roman"/>
+          <w:sz w:val="28"/>
+        </w:rPr>
+        <w:t>Проверка на ввод</w:t>
+      </w:r>
+      <w:r>
+        <w:rPr>
+          <w:rFonts w:ascii="Times New Roman" w:eastAsia="Times New Roman" w:hAnsi="Times New Roman" w:cs="Times New Roman"/>
+          <w:sz w:val="28"/>
+        </w:rPr>
+        <w:t xml:space="preserve"> числа (</w:t>
+      </w:r>
+      <w:r>
+        <w:rPr>
+          <w:rFonts w:ascii="Times New Roman" w:eastAsia="Times New Roman" w:hAnsi="Times New Roman" w:cs="Times New Roman"/>
+          <w:sz w:val="28"/>
+          <w:lang w:val="en-US"/>
+        </w:rPr>
+        <w:t>int.TryParse).</w:t>
+      </w:r>
+    </w:p>
+    <w:p>
+      <w:pPr>
+        <w:pStyle w:val="a3"/>
+        <w:numPr>
+          <w:ilvl w:val="0"/>
+          <w:numId w:val="3"/>
+        </w:numPr>
+        <w:spacing w:after="120" w:line="276" w:lineRule="auto"/>
+        <w:rPr>
+          <w:rFonts w:ascii="Times New Roman" w:eastAsia="Times New Roman" w:hAnsi="Times New Roman" w:cs="Times New Roman"/>
+          <w:sz w:val="28"/>
+        </w:rPr>
+      </w:pPr>
+      <w:r>
+        <w:rPr>
+          <w:rFonts w:ascii="Times New Roman" w:eastAsia="Times New Roman" w:hAnsi="Times New Roman" w:cs="Times New Roman"/>
+          <w:sz w:val="28"/>
+        </w:rPr>
+        <w:t xml:space="preserve">Проверка условия </w:t>
+      </w:r>
+      <w:r>
+        <w:rPr>
+          <w:rFonts w:ascii="Times New Roman" w:eastAsia="Times New Roman" w:hAnsi="Times New Roman" w:cs="Times New Roman"/>
+          <w:sz w:val="28"/>
+          <w:lang w:val="en-US"/>
+        </w:rPr>
+        <w:t>quantity</w:t>
+      </w:r>
+      <w:r>
+        <w:rPr>
+          <w:rFonts w:ascii="Times New Roman" w:eastAsia="Times New Roman" w:hAnsi="Times New Roman" w:cs="Times New Roman"/>
+          <w:sz w:val="28"/>
+          <w:lang w:val="en-US"/>
+        </w:rPr>
+        <w:t xml:space="preserve"> &gt;=  </w:t>
+      </w:r>
+      <w:r>
+        <w:rPr>
+          <w:rFonts w:ascii="Times New Roman" w:eastAsia="Times New Roman" w:hAnsi="Times New Roman" w:cs="Times New Roman"/>
+          <w:sz w:val="28"/>
+          <w:lang w:val="en-US"/>
+        </w:rPr>
+        <w:t>0</w:t>
+      </w:r>
+      <w:r>
+        <w:rPr>
+          <w:rFonts w:ascii="Times New Roman" w:eastAsia="Times New Roman" w:hAnsi="Times New Roman" w:cs="Times New Roman"/>
+          <w:sz w:val="28"/>
+          <w:lang w:val="en-US"/>
+        </w:rPr>
+        <w:t>.</w:t>
+      </w:r>
+    </w:p>
+    <w:p>
+      <w:pPr>
+        <w:spacing w:after="120" w:line="276" w:lineRule="auto"/>
+        <w:rPr>
+          <w:rFonts w:ascii="Times New Roman" w:eastAsia="Times New Roman" w:hAnsi="Times New Roman" w:cs="Times New Roman"/>
+          <w:b/>
+          <w:sz w:val="28"/>
+          <w:lang w:val="en-US"/>
+        </w:rPr>
+      </w:pPr>
+      <w:r>
+        <w:rPr>
+          <w:rFonts w:ascii="Times New Roman" w:eastAsia="Times New Roman" w:hAnsi="Times New Roman" w:cs="Times New Roman"/>
+          <w:b/>
+          <w:sz w:val="28"/>
+          <w:lang w:val="en-US"/>
+        </w:rPr>
+        <w:t>PrintPriceList(string[]names, int[]prices,</w:t>
+      </w:r>
+      <w:r>
+        <w:rPr>
+          <w:rFonts w:ascii="Times New Roman" w:eastAsia="Times New Roman" w:hAnsi="Times New Roman" w:cs="Times New Roman"/>
+          <w:b/>
+          <w:sz w:val="28"/>
+          <w:lang w:val="en-US"/>
+        </w:rPr>
+        <w:t>int[]stocks)</w:t>
+      </w:r>
+    </w:p>
+    <w:p>
+      <w:pPr>
+        <w:spacing w:after="120" w:line="276" w:lineRule="auto"/>
+        <w:ind w:firstLine="708"/>
+        <w:rPr>
+          <w:rFonts w:ascii="Times New Roman" w:eastAsia="Times New Roman" w:hAnsi="Times New Roman" w:cs="Times New Roman"/>
+          <w:sz w:val="28"/>
+        </w:rPr>
+      </w:pPr>
+      <w:r>
+        <w:rPr>
+          <w:rFonts w:ascii="Times New Roman" w:eastAsia="Times New Roman" w:hAnsi="Times New Roman" w:cs="Times New Roman"/>
+          <w:sz w:val="28"/>
+        </w:rPr>
+        <w:t xml:space="preserve">Назначение: </w:t>
+      </w:r>
+      <w:r>
+        <w:rPr>
+          <w:rFonts w:ascii="Times New Roman" w:eastAsia="Times New Roman" w:hAnsi="Times New Roman" w:cs="Times New Roman"/>
+          <w:sz w:val="28"/>
+        </w:rPr>
+        <w:t>форматированный вывод на экран текущего ассортимента магазина перед началом работы.</w:t>
+      </w:r>
+    </w:p>
+    <w:p>
+      <w:pPr>
+        <w:spacing w:after="120" w:line="276" w:lineRule="auto"/>
+        <w:ind w:firstLine="708"/>
+        <w:rPr>
+          <w:rFonts w:ascii="Times New Roman" w:eastAsia="Times New Roman" w:hAnsi="Times New Roman" w:cs="Times New Roman"/>
+          <w:sz w:val="28"/>
+        </w:rPr>
+      </w:pPr>
+      <w:r>
+        <w:rPr>
+          <w:rFonts w:ascii="Times New Roman" w:eastAsia="Times New Roman" w:hAnsi="Times New Roman" w:cs="Times New Roman"/>
+          <w:sz w:val="28"/>
+        </w:rPr>
+        <w:t xml:space="preserve">Параметры: </w:t>
+      </w:r>
+    </w:p>
+    <w:p>
+      <w:pPr>
+        <w:spacing w:after="120" w:line="276" w:lineRule="auto"/>
+        <w:ind w:left="360"/>
+        <w:rPr>
+          <w:rFonts w:ascii="Times New Roman" w:eastAsia="Times New Roman" w:hAnsi="Times New Roman" w:cs="Times New Roman"/>
+          <w:sz w:val="28"/>
+        </w:rPr>
+      </w:pPr>
+      <w:r>
+        <w:rPr>
+          <w:rFonts w:ascii="Times New Roman" w:eastAsia="Times New Roman" w:hAnsi="Times New Roman" w:cs="Times New Roman"/>
+          <w:sz w:val="28"/>
+        </w:rPr>
+        <w:tab/>
+      </w:r>
+      <w:r>
+        <w:rPr>
+          <w:rFonts w:ascii="Times New Roman" w:eastAsia="Times New Roman" w:hAnsi="Times New Roman" w:cs="Times New Roman"/>
+          <w:sz w:val="28"/>
+        </w:rPr>
+        <w:tab/>
+      </w:r>
+      <w:r>
+        <w:rPr>
+          <w:rFonts w:ascii="Times New Roman" w:eastAsia="Times New Roman" w:hAnsi="Times New Roman" w:cs="Times New Roman"/>
+          <w:sz w:val="28"/>
+        </w:rPr>
+        <w:t>string[] names — массив названий товаров.</w:t>
+      </w:r>
+    </w:p>
+    <w:p>
+      <w:pPr>
+        <w:spacing w:after="120" w:line="276" w:lineRule="auto"/>
+        <w:ind w:left="1068" w:firstLine="348"/>
+        <w:rPr>
+          <w:rFonts w:ascii="Times New Roman" w:eastAsia="Times New Roman" w:hAnsi="Times New Roman" w:cs="Times New Roman"/>
+          <w:sz w:val="28"/>
+        </w:rPr>
+      </w:pPr>
+      <w:r>
+        <w:rPr>
+          <w:rFonts w:ascii="Times New Roman" w:eastAsia="Times New Roman" w:hAnsi="Times New Roman" w:cs="Times New Roman"/>
+          <w:sz w:val="28"/>
+        </w:rPr>
+        <w:t>int[] prices — массив цен товаров.</w:t>
+      </w:r>
+    </w:p>
+    <w:p>
+      <w:pPr>
+        <w:spacing w:after="120" w:line="276" w:lineRule="auto"/>
+        <w:ind w:left="720" w:firstLine="696"/>
+        <w:rPr>
+          <w:rFonts w:ascii="Times New Roman" w:eastAsia="Times New Roman" w:hAnsi="Times New Roman" w:cs="Times New Roman"/>
+          <w:sz w:val="28"/>
+        </w:rPr>
+      </w:pPr>
+      <w:r>
+        <w:rPr>
+          <w:rFonts w:ascii="Times New Roman" w:eastAsia="Times New Roman" w:hAnsi="Times New Roman" w:cs="Times New Roman"/>
+          <w:sz w:val="28"/>
+        </w:rPr>
+        <w:t>int[] stocks — массив остатков товаров на складе.</w:t>
+      </w:r>
+    </w:p>
+    <w:p>
+      <w:pPr>
+        <w:spacing w:after="120" w:line="276" w:lineRule="auto"/>
+        <w:ind w:firstLine="708"/>
+        <w:rPr>
+          <w:rFonts w:ascii="Times New Roman" w:eastAsia="Times New Roman" w:hAnsi="Times New Roman" w:cs="Times New Roman"/>
+          <w:sz w:val="28"/>
+        </w:rPr>
+      </w:pPr>
+    </w:p>
+    <w:p>
+      <w:pPr>
+        <w:spacing w:after="120" w:line="276" w:lineRule="auto"/>
+        <w:rPr>
+          <w:rFonts w:ascii="Times New Roman" w:eastAsia="Times New Roman" w:hAnsi="Times New Roman" w:cs="Times New Roman"/>
+          <w:sz w:val="28"/>
+          <w:lang w:val="en-US"/>
+        </w:rPr>
+      </w:pPr>
+      <w:r>
+        <w:rPr>
+          <w:rFonts w:ascii="Times New Roman" w:eastAsia="Times New Roman" w:hAnsi="Times New Roman" w:cs="Times New Roman"/>
+          <w:sz w:val="28"/>
+        </w:rPr>
+        <w:tab/>
+        <w:t xml:space="preserve">Возвращаемое значение: </w:t>
+      </w:r>
+      <w:r>
+        <w:rPr>
+          <w:rFonts w:ascii="Times New Roman" w:eastAsia="Times New Roman" w:hAnsi="Times New Roman" w:cs="Times New Roman"/>
+          <w:sz w:val="28"/>
+          <w:lang w:val="en-US"/>
+        </w:rPr>
+        <w:t>void</w:t>
+      </w:r>
+    </w:p>
+    <w:p>
+      <w:pPr>
+        <w:spacing w:after="120" w:line="276" w:lineRule="auto"/>
+        <w:rPr>
+          <w:rFonts w:ascii="Times New Roman" w:eastAsia="Times New Roman" w:hAnsi="Times New Roman" w:cs="Times New Roman"/>
+          <w:b/>
+          <w:sz w:val="28"/>
+          <w:lang w:val="en-US"/>
+        </w:rPr>
+      </w:pPr>
+      <w:r>
+        <w:rPr>
+          <w:rFonts w:ascii="Times New Roman" w:eastAsia="Times New Roman" w:hAnsi="Times New Roman" w:cs="Times New Roman"/>
+          <w:b/>
+          <w:sz w:val="28"/>
+          <w:lang w:val="en-US"/>
+        </w:rPr>
+        <w:t>CollectOrder(int[]order, string[]names)</w:t>
+      </w:r>
+    </w:p>
+    <w:p>
+      <w:pPr>
+        <w:spacing w:after="120" w:line="276" w:lineRule="auto"/>
+        <w:rPr>
+          <w:rFonts w:ascii="Times New Roman" w:eastAsia="Times New Roman" w:hAnsi="Times New Roman" w:cs="Times New Roman"/>
+          <w:sz w:val="28"/>
+        </w:rPr>
+      </w:pPr>
+      <w:r>
+        <w:rPr>
+          <w:rFonts w:ascii="Times New Roman" w:eastAsia="Times New Roman" w:hAnsi="Times New Roman" w:cs="Times New Roman"/>
+          <w:sz w:val="28"/>
+          <w:lang w:val="en-US"/>
+        </w:rPr>
+        <w:tab/>
+      </w:r>
+      <w:r>
+        <w:rPr>
+          <w:rFonts w:ascii="Times New Roman" w:eastAsia="Times New Roman" w:hAnsi="Times New Roman" w:cs="Times New Roman"/>
+          <w:sz w:val="28"/>
+        </w:rPr>
+        <w:t xml:space="preserve">Назначение: в цикле запрашивает номер товара (от 0 до 5) с помощью функции </w:t>
+      </w:r>
+      <w:r>
+        <w:rPr>
+          <w:rFonts w:ascii="Times New Roman" w:eastAsia="Times New Roman" w:hAnsi="Times New Roman" w:cs="Times New Roman"/>
+          <w:sz w:val="28"/>
+          <w:lang w:val="en-US"/>
+        </w:rPr>
+        <w:t>ReadItemNumber</w:t>
+      </w:r>
+      <w:r>
+        <w:rPr>
+          <w:rFonts w:ascii="Times New Roman" w:eastAsia="Times New Roman" w:hAnsi="Times New Roman" w:cs="Times New Roman"/>
+          <w:sz w:val="28"/>
+        </w:rPr>
+        <w:t xml:space="preserve"> и его количество (</w:t>
+      </w:r>
+      <w:r>
+        <w:rPr>
+          <w:rFonts w:ascii="Times New Roman" w:eastAsia="Times New Roman" w:hAnsi="Times New Roman" w:cs="Times New Roman"/>
+          <w:sz w:val="28"/>
+          <w:lang w:val="en-US"/>
+        </w:rPr>
+        <w:t>&gt;=0)</w:t>
+      </w:r>
+      <w:r>
+        <w:rPr>
+          <w:rFonts w:ascii="Times New Roman" w:eastAsia="Times New Roman" w:hAnsi="Times New Roman" w:cs="Times New Roman"/>
+          <w:sz w:val="28"/>
+        </w:rPr>
+        <w:t xml:space="preserve"> функцией </w:t>
+      </w:r>
+      <w:r>
+        <w:rPr>
+          <w:rFonts w:ascii="Times New Roman" w:eastAsia="Times New Roman" w:hAnsi="Times New Roman" w:cs="Times New Roman"/>
+          <w:sz w:val="28"/>
+          <w:lang w:val="en-US"/>
+        </w:rPr>
+        <w:t>ReadQuantity</w:t>
+      </w:r>
+      <w:r>
+        <w:rPr>
+          <w:rFonts w:ascii="Times New Roman" w:eastAsia="Times New Roman" w:hAnsi="Times New Roman" w:cs="Times New Roman"/>
+          <w:sz w:val="28"/>
+        </w:rPr>
+        <w:t xml:space="preserve">. Накапливает </w:t>
+      </w:r>
+      <w:r>
+        <w:rPr>
+          <w:rFonts w:ascii="Times New Roman" w:eastAsia="Times New Roman" w:hAnsi="Times New Roman" w:cs="Times New Roman"/>
+          <w:sz w:val="28"/>
+        </w:rPr>
+        <w:t>введенное</w:t>
+      </w:r>
+      <w:r>
+        <w:rPr>
+          <w:rFonts w:ascii="Times New Roman" w:eastAsia="Times New Roman" w:hAnsi="Times New Roman" w:cs="Times New Roman"/>
+          <w:sz w:val="28"/>
+        </w:rPr>
+        <w:t xml:space="preserve"> количество в массиве </w:t>
+      </w:r>
+      <w:r>
+        <w:rPr>
+          <w:rFonts w:ascii="Times New Roman" w:eastAsia="Times New Roman" w:hAnsi="Times New Roman" w:cs="Times New Roman"/>
+          <w:sz w:val="28"/>
+          <w:lang w:val="en-US"/>
+        </w:rPr>
+        <w:t>order</w:t>
+      </w:r>
+      <w:r>
+        <w:rPr>
+          <w:rFonts w:ascii="Times New Roman" w:eastAsia="Times New Roman" w:hAnsi="Times New Roman" w:cs="Times New Roman"/>
+          <w:sz w:val="28"/>
+          <w:lang w:val="en-US"/>
+        </w:rPr>
+        <w:t xml:space="preserve"> с учетом смещения индекса </w:t>
+      </w:r>
+      <w:r>
+        <w:rPr>
+          <w:rFonts w:ascii="Times New Roman" w:eastAsia="Times New Roman" w:hAnsi="Times New Roman" w:cs="Times New Roman"/>
+          <w:sz w:val="28"/>
+        </w:rPr>
+        <w:t>(</w:t>
+      </w:r>
+      <w:r>
+        <w:rPr>
+          <w:rFonts w:ascii="Times New Roman" w:eastAsia="Times New Roman" w:hAnsi="Times New Roman" w:cs="Times New Roman"/>
+          <w:sz w:val="28"/>
+          <w:lang w:val="en-US"/>
+        </w:rPr>
+        <w:t>order[itemNumber – 1] += quantity)</w:t>
+      </w:r>
+      <w:r>
+        <w:rPr>
+          <w:rFonts w:ascii="Times New Roman" w:eastAsia="Times New Roman" w:hAnsi="Times New Roman" w:cs="Times New Roman"/>
+          <w:sz w:val="28"/>
+          <w:lang w:val="en-US"/>
+        </w:rPr>
+        <w:t xml:space="preserve">. </w:t>
+      </w:r>
+      <w:r>
+        <w:rPr>
+          <w:rFonts w:ascii="Times New Roman" w:eastAsia="Times New Roman" w:hAnsi="Times New Roman" w:cs="Times New Roman"/>
+          <w:sz w:val="28"/>
+        </w:rPr>
+        <w:t>Завершает работу цикла, когда вместо номера введено 0.</w:t>
+      </w:r>
+    </w:p>
+    <w:p>
+      <w:pPr>
+        <w:spacing w:after="120" w:line="276" w:lineRule="auto"/>
+        <w:rPr>
+          <w:rFonts w:ascii="Times New Roman" w:eastAsia="Times New Roman" w:hAnsi="Times New Roman" w:cs="Times New Roman"/>
+          <w:sz w:val="28"/>
+        </w:rPr>
+      </w:pPr>
+      <w:r>
+        <w:rPr>
+          <w:rFonts w:ascii="Times New Roman" w:eastAsia="Times New Roman" w:hAnsi="Times New Roman" w:cs="Times New Roman"/>
+          <w:sz w:val="28"/>
+        </w:rPr>
+        <w:tab/>
+        <w:t xml:space="preserve">Параметры: </w:t>
+      </w:r>
+    </w:p>
+    <w:p>
+      <w:pPr>
+        <w:spacing w:after="120" w:line="276" w:lineRule="auto"/>
+        <w:rPr>
+          <w:rFonts w:ascii="Times New Roman" w:eastAsia="Times New Roman" w:hAnsi="Times New Roman" w:cs="Times New Roman"/>
+          <w:sz w:val="28"/>
+        </w:rPr>
+      </w:pPr>
+      <w:r>
+        <w:rPr>
+          <w:rFonts w:ascii="Times New Roman" w:eastAsia="Times New Roman" w:hAnsi="Times New Roman" w:cs="Times New Roman"/>
+          <w:sz w:val="28"/>
+        </w:rPr>
+        <w:tab/>
+      </w:r>
+      <w:r>
+        <w:rPr>
+          <w:rFonts w:ascii="Times New Roman" w:eastAsia="Times New Roman" w:hAnsi="Times New Roman" w:cs="Times New Roman"/>
+          <w:sz w:val="28"/>
+        </w:rPr>
+        <w:tab/>
+      </w:r>
+      <w:r>
+        <w:rPr>
+          <w:rFonts w:ascii="Times New Roman" w:eastAsia="Times New Roman" w:hAnsi="Times New Roman" w:cs="Times New Roman"/>
+          <w:sz w:val="28"/>
+          <w:lang w:val="en-US"/>
+        </w:rPr>
+        <w:t xml:space="preserve">int[]order – </w:t>
+      </w:r>
+      <w:r>
+        <w:rPr>
+          <w:rFonts w:ascii="Times New Roman" w:eastAsia="Times New Roman" w:hAnsi="Times New Roman" w:cs="Times New Roman"/>
+          <w:sz w:val="28"/>
+        </w:rPr>
+        <w:t>массив, в котором индексы соответствуют товарам, а значения – заказанному количеству.</w:t>
+      </w:r>
+    </w:p>
+    <w:p>
+      <w:pPr>
+        <w:spacing w:after="120" w:line="276" w:lineRule="auto"/>
+        <w:rPr>
+          <w:rFonts w:ascii="Times New Roman" w:eastAsia="Times New Roman" w:hAnsi="Times New Roman" w:cs="Times New Roman"/>
+          <w:sz w:val="28"/>
+        </w:rPr>
+      </w:pPr>
+      <w:r>
+        <w:rPr>
+          <w:rFonts w:ascii="Times New Roman" w:eastAsia="Times New Roman" w:hAnsi="Times New Roman" w:cs="Times New Roman"/>
+          <w:sz w:val="28"/>
+        </w:rPr>
+        <w:tab/>
+      </w:r>
+      <w:r>
+        <w:rPr>
+          <w:rFonts w:ascii="Times New Roman" w:eastAsia="Times New Roman" w:hAnsi="Times New Roman" w:cs="Times New Roman"/>
+          <w:sz w:val="28"/>
+        </w:rPr>
+        <w:tab/>
+      </w:r>
+      <w:r>
+        <w:rPr>
+          <w:rFonts w:ascii="Times New Roman" w:eastAsia="Times New Roman" w:hAnsi="Times New Roman" w:cs="Times New Roman"/>
+          <w:sz w:val="28"/>
+          <w:lang w:val="en-US"/>
+        </w:rPr>
+        <w:t xml:space="preserve">string[]names – </w:t>
+      </w:r>
+      <w:r>
+        <w:rPr>
+          <w:rFonts w:ascii="Times New Roman" w:eastAsia="Times New Roman" w:hAnsi="Times New Roman" w:cs="Times New Roman"/>
+          <w:sz w:val="28"/>
+        </w:rPr>
+        <w:t>массив названий (для вывода запроса)</w:t>
+      </w:r>
+    </w:p>
+    <w:p>
+      <w:pPr>
+        <w:spacing w:after="120" w:line="276" w:lineRule="auto"/>
+        <w:rPr>
+          <w:rFonts w:ascii="Times New Roman" w:eastAsia="Times New Roman" w:hAnsi="Times New Roman" w:cs="Times New Roman"/>
+          <w:sz w:val="28"/>
+          <w:lang w:val="en-US"/>
+        </w:rPr>
+      </w:pPr>
+      <w:r>
+        <w:rPr>
+          <w:rFonts w:ascii="Times New Roman" w:eastAsia="Times New Roman" w:hAnsi="Times New Roman" w:cs="Times New Roman"/>
+          <w:sz w:val="28"/>
+        </w:rPr>
+        <w:tab/>
+        <w:t xml:space="preserve">Возвращаемое значение: </w:t>
+      </w:r>
+      <w:r>
+        <w:rPr>
+          <w:rFonts w:ascii="Times New Roman" w:eastAsia="Times New Roman" w:hAnsi="Times New Roman" w:cs="Times New Roman"/>
+          <w:sz w:val="28"/>
+          <w:lang w:val="en-US"/>
+        </w:rPr>
+        <w:t>void</w:t>
+      </w:r>
+    </w:p>
+    <w:p>
+      <w:pPr>
+        <w:spacing w:after="120" w:line="276" w:lineRule="auto"/>
+        <w:rPr>
+          <w:rFonts w:ascii="Times New Roman" w:eastAsia="Times New Roman" w:hAnsi="Times New Roman" w:cs="Times New Roman"/>
+          <w:b/>
+          <w:sz w:val="28"/>
+          <w:lang w:val="en-US"/>
+        </w:rPr>
+      </w:pPr>
+      <w:r>
+        <w:rPr>
+          <w:rFonts w:ascii="Times New Roman" w:eastAsia="Times New Roman" w:hAnsi="Times New Roman" w:cs="Times New Roman"/>
+          <w:b/>
+          <w:sz w:val="28"/>
+          <w:lang w:val="en-US"/>
+        </w:rPr>
+        <w:t>ProcessTransaction(int[]order, int[]stocks, int[]prices, string[]names)</w:t>
+      </w:r>
+    </w:p>
+    <w:p>
+      <w:pPr>
+        <w:spacing w:after="120" w:line="276" w:lineRule="auto"/>
+        <w:rPr>
+          <w:rFonts w:ascii="Times New Roman" w:eastAsia="Times New Roman" w:hAnsi="Times New Roman" w:cs="Times New Roman"/>
+          <w:sz w:val="28"/>
+        </w:rPr>
+      </w:pPr>
+      <w:r>
+        <w:rPr>
+          <w:rFonts w:ascii="Times New Roman" w:eastAsia="Times New Roman" w:hAnsi="Times New Roman" w:cs="Times New Roman"/>
+          <w:sz w:val="28"/>
+          <w:lang w:val="en-US"/>
+        </w:rPr>
+        <w:tab/>
+      </w:r>
+      <w:r>
+        <w:rPr>
+          <w:rFonts w:ascii="Times New Roman" w:eastAsia="Times New Roman" w:hAnsi="Times New Roman" w:cs="Times New Roman"/>
+          <w:sz w:val="28"/>
+        </w:rPr>
+        <w:t>Назначение проверяет валидность собранного заказа. Если всех товаров хватает – списывает ост</w:t>
+      </w:r>
+      <w:r>
+        <w:rPr>
+          <w:rFonts w:ascii="Times New Roman" w:eastAsia="Times New Roman" w:hAnsi="Times New Roman" w:cs="Times New Roman"/>
+          <w:sz w:val="28"/>
+        </w:rPr>
+        <w:t xml:space="preserve">атки и выводить общую стоимость. Если </w:t>
+      </w:r>
+      <w:r>
+        <w:rPr>
+          <w:rFonts w:ascii="Times New Roman" w:eastAsia="Times New Roman" w:hAnsi="Times New Roman" w:cs="Times New Roman"/>
+          <w:sz w:val="28"/>
+        </w:rPr>
+        <w:lastRenderedPageBreak/>
+        <w:t>хотя бы одного не хватает – отменяет заказ, выводит название дефицитного товара, остатки не меняются.</w:t>
+      </w:r>
+    </w:p>
+    <w:p>
+      <w:pPr>
+        <w:spacing w:after="120" w:line="276" w:lineRule="auto"/>
+        <w:rPr>
+          <w:rFonts w:ascii="Times New Roman" w:eastAsia="Times New Roman" w:hAnsi="Times New Roman" w:cs="Times New Roman"/>
+          <w:sz w:val="28"/>
+        </w:rPr>
+      </w:pPr>
+      <w:r>
+        <w:rPr>
+          <w:rFonts w:ascii="Times New Roman" w:eastAsia="Times New Roman" w:hAnsi="Times New Roman" w:cs="Times New Roman"/>
+          <w:sz w:val="28"/>
+        </w:rPr>
+        <w:tab/>
+        <w:t>Параметры:</w:t>
+      </w:r>
+    </w:p>
+    <w:p>
+      <w:pPr>
+        <w:spacing w:after="120" w:line="276" w:lineRule="auto"/>
+        <w:ind w:left="1416"/>
+        <w:rPr>
+          <w:rFonts w:ascii="Times New Roman" w:eastAsia="Times New Roman" w:hAnsi="Times New Roman" w:cs="Times New Roman"/>
+          <w:sz w:val="28"/>
+        </w:rPr>
+      </w:pPr>
+      <w:r>
+        <w:rPr>
+          <w:rFonts w:ascii="Times New Roman" w:eastAsia="Times New Roman" w:hAnsi="Times New Roman" w:cs="Times New Roman"/>
+          <w:sz w:val="28"/>
+        </w:rPr>
+        <w:t>int[] order — массив заказанных количеств.</w:t>
+      </w:r>
+    </w:p>
+    <w:p>
+      <w:pPr>
+        <w:spacing w:after="120" w:line="276" w:lineRule="auto"/>
+        <w:ind w:left="1416"/>
+        <w:rPr>
+          <w:rFonts w:ascii="Times New Roman" w:eastAsia="Times New Roman" w:hAnsi="Times New Roman" w:cs="Times New Roman"/>
+          <w:sz w:val="28"/>
+        </w:rPr>
+      </w:pPr>
+      <w:r>
+        <w:rPr>
+          <w:rFonts w:ascii="Times New Roman" w:eastAsia="Times New Roman" w:hAnsi="Times New Roman" w:cs="Times New Roman"/>
+          <w:sz w:val="28"/>
+        </w:rPr>
+        <w:t>int[] stocks — массив остатков товаров на складе.</w:t>
+      </w:r>
+    </w:p>
+    <w:p>
+      <w:pPr>
+        <w:spacing w:after="120" w:line="276" w:lineRule="auto"/>
+        <w:ind w:left="1416"/>
+        <w:rPr>
+          <w:rFonts w:ascii="Times New Roman" w:eastAsia="Times New Roman" w:hAnsi="Times New Roman" w:cs="Times New Roman"/>
+          <w:sz w:val="28"/>
+        </w:rPr>
+      </w:pPr>
+      <w:r>
+        <w:rPr>
+          <w:rFonts w:ascii="Times New Roman" w:eastAsia="Times New Roman" w:hAnsi="Times New Roman" w:cs="Times New Roman"/>
+          <w:sz w:val="28"/>
+        </w:rPr>
+        <w:t>int[] prices — массив цен товаров.</w:t>
+      </w:r>
+    </w:p>
+    <w:p>
+      <w:pPr>
+        <w:spacing w:after="120" w:line="276" w:lineRule="auto"/>
+        <w:ind w:left="1416"/>
+        <w:rPr>
+          <w:rFonts w:ascii="Times New Roman" w:eastAsia="Times New Roman" w:hAnsi="Times New Roman" w:cs="Times New Roman"/>
+          <w:sz w:val="28"/>
+        </w:rPr>
+      </w:pPr>
+      <w:r>
+        <w:rPr>
+          <w:rFonts w:ascii="Times New Roman" w:eastAsia="Times New Roman" w:hAnsi="Times New Roman" w:cs="Times New Roman"/>
+          <w:sz w:val="28"/>
+        </w:rPr>
+        <w:t>string[] names — массив названий товаров.</w:t>
+      </w:r>
+    </w:p>
+    <w:p>
+      <w:pPr>
+        <w:spacing w:after="120" w:line="276" w:lineRule="auto"/>
+        <w:rPr>
+          <w:rFonts w:ascii="Times New Roman" w:eastAsia="Times New Roman" w:hAnsi="Times New Roman" w:cs="Times New Roman"/>
+          <w:sz w:val="28"/>
+          <w:lang w:val="en-US"/>
+        </w:rPr>
+      </w:pPr>
+      <w:r>
+        <w:rPr>
+          <w:rFonts w:ascii="Times New Roman" w:eastAsia="Times New Roman" w:hAnsi="Times New Roman" w:cs="Times New Roman"/>
+          <w:sz w:val="28"/>
+        </w:rPr>
+        <w:tab/>
+        <w:t xml:space="preserve">Возвращаемое значение: </w:t>
+      </w:r>
+      <w:r>
+        <w:rPr>
+          <w:rFonts w:ascii="Times New Roman" w:eastAsia="Times New Roman" w:hAnsi="Times New Roman" w:cs="Times New Roman"/>
+          <w:sz w:val="28"/>
+          <w:lang w:val="en-US"/>
+        </w:rPr>
+        <w:t>void</w:t>
+      </w:r>
+    </w:p>
+    <w:p>
+      <w:pPr>
+        <w:spacing w:after="120" w:line="276" w:lineRule="auto"/>
+        <w:rPr>
+          <w:rFonts w:ascii="Times New Roman" w:eastAsia="Times New Roman" w:hAnsi="Times New Roman" w:cs="Times New Roman"/>
+          <w:sz w:val="28"/>
+        </w:rPr>
+      </w:pPr>
+      <w:r>
+        <w:rPr>
+          <w:rFonts w:ascii="Times New Roman" w:eastAsia="Times New Roman" w:hAnsi="Times New Roman" w:cs="Times New Roman"/>
+          <w:sz w:val="28"/>
+          <w:lang w:val="en-US"/>
+        </w:rPr>
+        <w:tab/>
+      </w:r>
+      <w:r>
+        <w:rPr>
+          <w:rFonts w:ascii="Times New Roman" w:eastAsia="Times New Roman" w:hAnsi="Times New Roman" w:cs="Times New Roman"/>
+          <w:sz w:val="28"/>
+        </w:rPr>
+        <w:t xml:space="preserve">Математическая логика: </w:t>
+      </w:r>
+    </w:p>
+    <w:p>
+      <w:pPr>
+        <w:spacing w:after="120" w:line="276" w:lineRule="auto"/>
+        <w:rPr>
+          <w:rFonts w:ascii="Times New Roman" w:eastAsia="Times New Roman" w:hAnsi="Times New Roman" w:cs="Times New Roman"/>
+          <w:sz w:val="28"/>
+          <w:lang w:val="en-US"/>
+        </w:rPr>
+      </w:pPr>
+      <w:r>
+        <w:rPr>
+          <w:rFonts w:ascii="Times New Roman" w:eastAsia="Times New Roman" w:hAnsi="Times New Roman" w:cs="Times New Roman"/>
+          <w:sz w:val="28"/>
+        </w:rPr>
+        <w:tab/>
+      </w:r>
+      <w:r>
+        <w:rPr>
+          <w:rFonts w:ascii="Times New Roman" w:eastAsia="Times New Roman" w:hAnsi="Times New Roman" w:cs="Times New Roman"/>
+          <w:sz w:val="28"/>
+        </w:rPr>
+        <w:tab/>
+        <w:t xml:space="preserve">Проверка нехватки: в цикле проверяетс условие </w:t>
+      </w:r>
+      <w:r>
+        <w:rPr>
+          <w:rFonts w:ascii="Times New Roman" w:eastAsia="Times New Roman" w:hAnsi="Times New Roman" w:cs="Times New Roman"/>
+          <w:sz w:val="28"/>
+          <w:lang w:val="en-US"/>
+        </w:rPr>
+        <w:t xml:space="preserve">order[i] &gt; stocks [i]. </w:t>
+      </w:r>
+      <w:r>
+        <w:rPr>
+          <w:rFonts w:ascii="Times New Roman" w:eastAsia="Times New Roman" w:hAnsi="Times New Roman" w:cs="Times New Roman"/>
+          <w:sz w:val="28"/>
+        </w:rPr>
+        <w:t xml:space="preserve">Если </w:t>
+      </w:r>
+      <w:r>
+        <w:rPr>
+          <w:rFonts w:ascii="Times New Roman" w:eastAsia="Times New Roman" w:hAnsi="Times New Roman" w:cs="Times New Roman"/>
+          <w:sz w:val="28"/>
+          <w:lang w:val="en-US"/>
+        </w:rPr>
+        <w:t xml:space="preserve">true – </w:t>
+      </w:r>
+      <w:r>
+        <w:rPr>
+          <w:rFonts w:ascii="Times New Roman" w:eastAsia="Times New Roman" w:hAnsi="Times New Roman" w:cs="Times New Roman"/>
+          <w:sz w:val="28"/>
+        </w:rPr>
+        <w:t>вывод ошибки и прерывание функции (</w:t>
+      </w:r>
+      <w:r>
+        <w:rPr>
+          <w:rFonts w:ascii="Times New Roman" w:eastAsia="Times New Roman" w:hAnsi="Times New Roman" w:cs="Times New Roman"/>
+          <w:sz w:val="28"/>
+          <w:lang w:val="en-US"/>
+        </w:rPr>
+        <w:t>return)</w:t>
+      </w:r>
+    </w:p>
+    <w:p>
+      <w:pPr>
+        <w:spacing w:after="120" w:line="276" w:lineRule="auto"/>
+        <w:rPr>
+          <w:rFonts w:ascii="Times New Roman" w:eastAsia="Times New Roman" w:hAnsi="Times New Roman" w:cs="Times New Roman"/>
+          <w:sz w:val="28"/>
+        </w:rPr>
+      </w:pPr>
+      <w:r>
+        <w:rPr>
+          <w:rFonts w:ascii="Times New Roman" w:eastAsia="Times New Roman" w:hAnsi="Times New Roman" w:cs="Times New Roman"/>
+          <w:sz w:val="28"/>
+          <w:lang w:val="en-US"/>
+        </w:rPr>
+        <w:tab/>
+      </w:r>
+      <w:r>
+        <w:rPr>
+          <w:rFonts w:ascii="Times New Roman" w:eastAsia="Times New Roman" w:hAnsi="Times New Roman" w:cs="Times New Roman"/>
+          <w:sz w:val="28"/>
+          <w:lang w:val="en-US"/>
+        </w:rPr>
+        <w:tab/>
+      </w:r>
+      <w:r>
+        <w:rPr>
+          <w:rFonts w:ascii="Times New Roman" w:eastAsia="Times New Roman" w:hAnsi="Times New Roman" w:cs="Times New Roman"/>
+          <w:sz w:val="28"/>
+        </w:rPr>
+        <w:t xml:space="preserve">Списание остатков: </w:t>
+      </w:r>
+      <w:r>
+        <w:rPr>
+          <w:rFonts w:ascii="Times New Roman" w:eastAsia="Times New Roman" w:hAnsi="Times New Roman" w:cs="Times New Roman"/>
+          <w:sz w:val="28"/>
+          <w:lang w:val="en-US"/>
+        </w:rPr>
+        <w:t>stocks[i] = stocks[i] – order[i] (</w:t>
+      </w:r>
+      <w:r>
+        <w:rPr>
+          <w:rFonts w:ascii="Times New Roman" w:eastAsia="Times New Roman" w:hAnsi="Times New Roman" w:cs="Times New Roman"/>
+          <w:sz w:val="28"/>
+        </w:rPr>
+        <w:t>для каждого товара)</w:t>
+      </w:r>
+    </w:p>
+    <w:p>
+      <w:pPr>
+        <w:spacing w:after="120" w:line="276" w:lineRule="auto"/>
+        <w:rPr>
+          <w:rFonts w:ascii="Times New Roman" w:eastAsia="Times New Roman" w:hAnsi="Times New Roman" w:cs="Times New Roman"/>
+          <w:sz w:val="28"/>
+          <w:lang w:val="en-US"/>
+        </w:rPr>
+      </w:pPr>
+      <w:r>
+        <w:rPr>
+          <w:rFonts w:ascii="Times New Roman" w:eastAsia="Times New Roman" w:hAnsi="Times New Roman" w:cs="Times New Roman"/>
+          <w:sz w:val="28"/>
+        </w:rPr>
+        <w:tab/>
+      </w:r>
+      <w:r>
+        <w:rPr>
+          <w:rFonts w:ascii="Times New Roman" w:eastAsia="Times New Roman" w:hAnsi="Times New Roman" w:cs="Times New Roman"/>
+          <w:sz w:val="28"/>
+        </w:rPr>
+        <w:tab/>
+        <w:t xml:space="preserve">Общая стоимость: </w:t>
+      </w:r>
+      <w:r>
+        <w:rPr>
+          <w:rFonts w:ascii="Times New Roman" w:eastAsia="Times New Roman" w:hAnsi="Times New Roman" w:cs="Times New Roman"/>
+          <w:sz w:val="28"/>
+          <w:lang w:val="en-US"/>
+        </w:rPr>
+        <w:t>totalCost += order[i] * prices[i].</w:t>
+      </w:r>
+    </w:p>
+    <w:p>
+      <w:pPr>
+        <w:spacing w:after="120" w:line="276" w:lineRule="auto"/>
+        <w:rPr>
+          <w:rFonts w:ascii="Times New Roman" w:eastAsia="Times New Roman" w:hAnsi="Times New Roman" w:cs="Times New Roman"/>
+          <w:b/>
+          <w:sz w:val="28"/>
+          <w:lang w:val="en-US"/>
+        </w:rPr>
+      </w:pPr>
+      <w:r>
+        <w:rPr>
+          <w:rFonts w:ascii="Times New Roman" w:eastAsia="Times New Roman" w:hAnsi="Times New Roman" w:cs="Times New Roman"/>
+          <w:b/>
+          <w:sz w:val="28"/>
+          <w:lang w:val="en-US"/>
+        </w:rPr>
+        <w:t>PrintFinalStocks(string[]names, int[]stocks)</w:t>
+      </w:r>
+    </w:p>
+    <w:p>
+      <w:pPr>
+        <w:spacing w:after="120" w:line="276" w:lineRule="auto"/>
+        <w:rPr>
+          <w:rFonts w:ascii="Times New Roman" w:eastAsia="Times New Roman" w:hAnsi="Times New Roman" w:cs="Times New Roman"/>
+          <w:sz w:val="28"/>
+        </w:rPr>
+      </w:pPr>
+      <w:r>
+        <w:rPr>
+          <w:rFonts w:ascii="Times New Roman" w:eastAsia="Times New Roman" w:hAnsi="Times New Roman" w:cs="Times New Roman"/>
+          <w:sz w:val="28"/>
+        </w:rPr>
+        <w:tab/>
+        <w:t xml:space="preserve">Назначение: выводит на экран актуальные остатки на складе по каждому товару в порядке исходного прайс листа (в одну строку, через запятую) </w:t>
+      </w:r>
+    </w:p>
+    <w:p>
+      <w:pPr>
+        <w:spacing w:after="120" w:line="276" w:lineRule="auto"/>
+        <w:rPr>
+          <w:rFonts w:ascii="Times New Roman" w:eastAsia="Times New Roman" w:hAnsi="Times New Roman" w:cs="Times New Roman"/>
+          <w:sz w:val="28"/>
+        </w:rPr>
+      </w:pPr>
+      <w:r>
+        <w:rPr>
+          <w:rFonts w:ascii="Times New Roman" w:eastAsia="Times New Roman" w:hAnsi="Times New Roman" w:cs="Times New Roman"/>
+          <w:sz w:val="28"/>
+        </w:rPr>
+        <w:tab/>
+        <w:t>Параметры: массивы названий и обновленных остатков</w:t>
+      </w:r>
+    </w:p>
+    <w:p>
+      <w:pPr>
+        <w:spacing w:after="120" w:line="276" w:lineRule="auto"/>
+        <w:rPr>
+          <w:rFonts w:ascii="Times New Roman" w:eastAsia="Times New Roman" w:hAnsi="Times New Roman" w:cs="Times New Roman"/>
+          <w:sz w:val="28"/>
+          <w:lang w:val="en-US"/>
+        </w:rPr>
+      </w:pPr>
+      <w:r>
+        <w:rPr>
+          <w:rFonts w:ascii="Times New Roman" w:eastAsia="Times New Roman" w:hAnsi="Times New Roman" w:cs="Times New Roman"/>
+          <w:sz w:val="28"/>
+        </w:rPr>
+        <w:tab/>
+        <w:t xml:space="preserve">Возвращаемое значение: </w:t>
+      </w:r>
+      <w:r>
+        <w:rPr>
+          <w:rFonts w:ascii="Times New Roman" w:eastAsia="Times New Roman" w:hAnsi="Times New Roman" w:cs="Times New Roman"/>
+          <w:sz w:val="28"/>
+          <w:lang w:val="en-US"/>
+        </w:rPr>
+        <w:t xml:space="preserve">void. </w:t>
+      </w:r>
+    </w:p>
+    <w:p>
+      <w:pPr>
+        <w:spacing w:after="120" w:line="276" w:lineRule="auto"/>
+        <w:rPr>
+          <w:rFonts w:ascii="Times New Roman" w:eastAsia="Times New Roman" w:hAnsi="Times New Roman" w:cs="Times New Roman"/>
+          <w:sz w:val="28"/>
+          <w:lang w:val="en-US"/>
+        </w:rPr>
+      </w:pPr>
+    </w:p>
     <w:sectPr>
       <w:pgSz w:w="11906" w:h="16838"/>
       <w:pgMar w:top="1134" w:right="850" w:bottom="1134" w:left="1701" w:header="708" w:footer="708" w:gutter="0"/>
@@ -1065,9 +2050,529 @@
 </w:document>
 </file>
 
+<file path=word/endnotes.xml><?xml version="1.0" encoding="utf-8"?>
+<w:endnotes xmlns:wpc="http://schemas.microsoft.com/office/word/2010/wordprocessingCanvas" xmlns:cx="http://schemas.microsoft.com/office/drawing/2014/chartex" xmlns:cx1="http://schemas.microsoft.com/office/drawing/2015/9/8/chartex" xmlns:mc="http://schemas.openxmlformats.org/markup-compatibility/2006" xmlns:o="urn:schemas-microsoft-com:office:office" xmlns:r="http://schemas.openxmlformats.org/officeDocument/2006/relationships" xmlns:m="http://schemas.openxmlformats.org/officeDocument/2006/math" xmlns:v="urn:schemas-microsoft-com:vml" xmlns:wp14="http://schemas.microsoft.com/office/word/2010/wordprocessingDrawing" xmlns:wp="http://schemas.openxmlformats.org/drawingml/2006/wordprocessingDrawing" xmlns:w10="urn:schemas-microsoft-com:office:word" xmlns:w="http://schemas.openxmlformats.org/wordprocessingml/2006/main" xmlns:w14="http://schemas.microsoft.com/office/word/2010/wordml" xmlns:w15="http://schemas.microsoft.com/office/word/2012/wordml" xmlns:w16se="http://schemas.microsoft.com/office/word/2015/wordml/symex" xmlns:wpg="http://schemas.microsoft.com/office/word/2010/wordprocessingGroup" xmlns:wpi="http://schemas.microsoft.com/office/word/2010/wordprocessingInk" xmlns:wne="http://schemas.microsoft.com/office/word/2006/wordml" xmlns:wps="http://schemas.microsoft.com/office/word/2010/wordprocessingShape" mc:Ignorable="w14 w15 w16se wp14">
+  <w:endnote w:type="separator" w:id="-1">
+    <w:p>
+      <w:pPr>
+        <w:spacing w:after="0" w:line="240" w:lineRule="auto"/>
+      </w:pPr>
+      <w:r>
+        <w:separator/>
+      </w:r>
+    </w:p>
+  </w:endnote>
+  <w:endnote w:type="continuationSeparator" w:id="0">
+    <w:p>
+      <w:pPr>
+        <w:spacing w:after="0" w:line="240" w:lineRule="auto"/>
+      </w:pPr>
+      <w:r>
+        <w:continuationSeparator/>
+      </w:r>
+    </w:p>
+  </w:endnote>
+</w:endnotes>
+</file>
+
+<file path=word/footnotes.xml><?xml version="1.0" encoding="utf-8"?>
+<w:footnotes xmlns:wpc="http://schemas.microsoft.com/office/word/2010/wordprocessingCanvas" xmlns:cx="http://schemas.microsoft.com/office/drawing/2014/chartex" xmlns:cx1="http://schemas.microsoft.com/office/drawing/2015/9/8/chartex" xmlns:mc="http://schemas.openxmlformats.org/markup-compatibility/2006" xmlns:o="urn:schemas-microsoft-com:office:office" xmlns:r="http://schemas.openxmlformats.org/officeDocument/2006/relationships" xmlns:m="http://schemas.openxmlformats.org/officeDocument/2006/math" xmlns:v="urn:schemas-microsoft-com:vml" xmlns:wp14="http://schemas.microsoft.com/office/word/2010/wordprocessingDrawing" xmlns:wp="http://schemas.openxmlformats.org/drawingml/2006/wordprocessingDrawing" xmlns:w10="urn:schemas-microsoft-com:office:word" xmlns:w="http://schemas.openxmlformats.org/wordprocessingml/2006/main" xmlns:w14="http://schemas.microsoft.com/office/word/2010/wordml" xmlns:w15="http://schemas.microsoft.com/office/word/2012/wordml" xmlns:w16se="http://schemas.microsoft.com/office/word/2015/wordml/symex" xmlns:wpg="http://schemas.microsoft.com/office/word/2010/wordprocessingGroup" xmlns:wpi="http://schemas.microsoft.com/office/word/2010/wordprocessingInk" xmlns:wne="http://schemas.microsoft.com/office/word/2006/wordml" xmlns:wps="http://schemas.microsoft.com/office/word/2010/wordprocessingShape" mc:Ignorable="w14 w15 w16se wp14">
+  <w:footnote w:type="separator" w:id="-1">
+    <w:p>
+      <w:pPr>
+        <w:spacing w:after="0" w:line="240" w:lineRule="auto"/>
+      </w:pPr>
+      <w:r>
+        <w:separator/>
+      </w:r>
+    </w:p>
+  </w:footnote>
+  <w:footnote w:type="continuationSeparator" w:id="0">
+    <w:p>
+      <w:pPr>
+        <w:spacing w:after="0" w:line="240" w:lineRule="auto"/>
+      </w:pPr>
+      <w:r>
+        <w:continuationSeparator/>
+      </w:r>
+    </w:p>
+  </w:footnote>
+</w:footnotes>
+</file>
+
 <file path=word/numbering.xml><?xml version="1.0" encoding="utf-8"?>
 <w:numbering xmlns:wpc="http://schemas.microsoft.com/office/word/2010/wordprocessingCanvas" xmlns:cx="http://schemas.microsoft.com/office/drawing/2014/chartex" xmlns:cx1="http://schemas.microsoft.com/office/drawing/2015/9/8/chartex" xmlns:mc="http://schemas.openxmlformats.org/markup-compatibility/2006" xmlns:o="urn:schemas-microsoft-com:office:office" xmlns:r="http://schemas.openxmlformats.org/officeDocument/2006/relationships" xmlns:m="http://schemas.openxmlformats.org/officeDocument/2006/math" xmlns:v="urn:schemas-microsoft-com:vml" xmlns:wp14="http://schemas.microsoft.com/office/word/2010/wordprocessingDrawing" xmlns:wp="http://schemas.openxmlformats.org/drawingml/2006/wordprocessingDrawing" xmlns:w10="urn:schemas-microsoft-com:office:word" xmlns:w="http://schemas.openxmlformats.org/wordprocessingml/2006/main" xmlns:w14="http://schemas.microsoft.com/office/word/2010/wordml" xmlns:w15="http://schemas.microsoft.com/office/word/2012/wordml" xmlns:w16se="http://schemas.microsoft.com/office/word/2015/wordml/symex" xmlns:wpg="http://schemas.microsoft.com/office/word/2010/wordprocessingGroup" xmlns:wpi="http://schemas.microsoft.com/office/word/2010/wordprocessingInk" xmlns:wne="http://schemas.microsoft.com/office/word/2006/wordml" xmlns:wps="http://schemas.microsoft.com/office/word/2010/wordprocessingShape" mc:Ignorable="w14 w15 w16se wp14">
   <w:abstractNum w:abstractNumId="0" w15:restartNumberingAfterBreak="0">
+    <w:nsid w:val="06701965"/>
+    <w:multiLevelType w:val="multilevel"/>
+    <w:tmpl w:val="E438CE64"/>
+    <w:lvl w:ilvl="0">
+      <w:start w:val="1"/>
+      <w:numFmt w:val="bullet"/>
+      <w:lvlText w:val=""/>
+      <w:lvlJc w:val="left"/>
+      <w:pPr>
+        <w:tabs>
+          <w:tab w:val="num" w:pos="720"/>
+        </w:tabs>
+        <w:ind w:left="720" w:hanging="360"/>
+      </w:pPr>
+      <w:rPr>
+        <w:rFonts w:ascii="Symbol" w:hAnsi="Symbol" w:hint="default"/>
+        <w:sz w:val="20"/>
+      </w:rPr>
+    </w:lvl>
+    <w:lvl w:ilvl="1" w:tentative="1">
+      <w:start w:val="1"/>
+      <w:numFmt w:val="bullet"/>
+      <w:lvlText w:val="o"/>
+      <w:lvlJc w:val="left"/>
+      <w:pPr>
+        <w:tabs>
+          <w:tab w:val="num" w:pos="1440"/>
+        </w:tabs>
+        <w:ind w:left="1440" w:hanging="360"/>
+      </w:pPr>
+      <w:rPr>
+        <w:rFonts w:ascii="Courier New" w:hAnsi="Courier New" w:hint="default"/>
+        <w:sz w:val="20"/>
+      </w:rPr>
+    </w:lvl>
+    <w:lvl w:ilvl="2" w:tentative="1">
+      <w:start w:val="1"/>
+      <w:numFmt w:val="bullet"/>
+      <w:lvlText w:val=""/>
+      <w:lvlJc w:val="left"/>
+      <w:pPr>
+        <w:tabs>
+          <w:tab w:val="num" w:pos="2160"/>
+        </w:tabs>
+        <w:ind w:left="2160" w:hanging="360"/>
+      </w:pPr>
+      <w:rPr>
+        <w:rFonts w:ascii="Wingdings" w:hAnsi="Wingdings" w:hint="default"/>
+        <w:sz w:val="20"/>
+      </w:rPr>
+    </w:lvl>
+    <w:lvl w:ilvl="3" w:tentative="1">
+      <w:start w:val="1"/>
+      <w:numFmt w:val="bullet"/>
+      <w:lvlText w:val=""/>
+      <w:lvlJc w:val="left"/>
+      <w:pPr>
+        <w:tabs>
+          <w:tab w:val="num" w:pos="2880"/>
+        </w:tabs>
+        <w:ind w:left="2880" w:hanging="360"/>
+      </w:pPr>
+      <w:rPr>
+        <w:rFonts w:ascii="Wingdings" w:hAnsi="Wingdings" w:hint="default"/>
+        <w:sz w:val="20"/>
+      </w:rPr>
+    </w:lvl>
+    <w:lvl w:ilvl="4" w:tentative="1">
+      <w:start w:val="1"/>
+      <w:numFmt w:val="bullet"/>
+      <w:lvlText w:val=""/>
+      <w:lvlJc w:val="left"/>
+      <w:pPr>
+        <w:tabs>
+          <w:tab w:val="num" w:pos="3600"/>
+        </w:tabs>
+        <w:ind w:left="3600" w:hanging="360"/>
+      </w:pPr>
+      <w:rPr>
+        <w:rFonts w:ascii="Wingdings" w:hAnsi="Wingdings" w:hint="default"/>
+        <w:sz w:val="20"/>
+      </w:rPr>
+    </w:lvl>
+    <w:lvl w:ilvl="5" w:tentative="1">
+      <w:start w:val="1"/>
+      <w:numFmt w:val="bullet"/>
+      <w:lvlText w:val=""/>
+      <w:lvlJc w:val="left"/>
+      <w:pPr>
+        <w:tabs>
+          <w:tab w:val="num" w:pos="4320"/>
+        </w:tabs>
+        <w:ind w:left="4320" w:hanging="360"/>
+      </w:pPr>
+      <w:rPr>
+        <w:rFonts w:ascii="Wingdings" w:hAnsi="Wingdings" w:hint="default"/>
+        <w:sz w:val="20"/>
+      </w:rPr>
+    </w:lvl>
+    <w:lvl w:ilvl="6" w:tentative="1">
+      <w:start w:val="1"/>
+      <w:numFmt w:val="bullet"/>
+      <w:lvlText w:val=""/>
+      <w:lvlJc w:val="left"/>
+      <w:pPr>
+        <w:tabs>
+          <w:tab w:val="num" w:pos="5040"/>
+        </w:tabs>
+        <w:ind w:left="5040" w:hanging="360"/>
+      </w:pPr>
+      <w:rPr>
+        <w:rFonts w:ascii="Wingdings" w:hAnsi="Wingdings" w:hint="default"/>
+        <w:sz w:val="20"/>
+      </w:rPr>
+    </w:lvl>
+    <w:lvl w:ilvl="7" w:tentative="1">
+      <w:start w:val="1"/>
+      <w:numFmt w:val="bullet"/>
+      <w:lvlText w:val=""/>
+      <w:lvlJc w:val="left"/>
+      <w:pPr>
+        <w:tabs>
+          <w:tab w:val="num" w:pos="5760"/>
+        </w:tabs>
+        <w:ind w:left="5760" w:hanging="360"/>
+      </w:pPr>
+      <w:rPr>
+        <w:rFonts w:ascii="Wingdings" w:hAnsi="Wingdings" w:hint="default"/>
+        <w:sz w:val="20"/>
+      </w:rPr>
+    </w:lvl>
+    <w:lvl w:ilvl="8" w:tentative="1">
+      <w:start w:val="1"/>
+      <w:numFmt w:val="bullet"/>
+      <w:lvlText w:val=""/>
+      <w:lvlJc w:val="left"/>
+      <w:pPr>
+        <w:tabs>
+          <w:tab w:val="num" w:pos="6480"/>
+        </w:tabs>
+        <w:ind w:left="6480" w:hanging="360"/>
+      </w:pPr>
+      <w:rPr>
+        <w:rFonts w:ascii="Wingdings" w:hAnsi="Wingdings" w:hint="default"/>
+        <w:sz w:val="20"/>
+      </w:rPr>
+    </w:lvl>
+  </w:abstractNum>
+  <w:abstractNum w:abstractNumId="1" w15:restartNumberingAfterBreak="0">
+    <w:nsid w:val="39564A5F"/>
+    <w:multiLevelType w:val="multilevel"/>
+    <w:tmpl w:val="AE72C292"/>
+    <w:lvl w:ilvl="0">
+      <w:start w:val="1"/>
+      <w:numFmt w:val="bullet"/>
+      <w:lvlText w:val=""/>
+      <w:lvlJc w:val="left"/>
+      <w:pPr>
+        <w:tabs>
+          <w:tab w:val="num" w:pos="720"/>
+        </w:tabs>
+        <w:ind w:left="720" w:hanging="360"/>
+      </w:pPr>
+      <w:rPr>
+        <w:rFonts w:ascii="Symbol" w:hAnsi="Symbol" w:hint="default"/>
+        <w:sz w:val="20"/>
+      </w:rPr>
+    </w:lvl>
+    <w:lvl w:ilvl="1" w:tentative="1">
+      <w:start w:val="1"/>
+      <w:numFmt w:val="bullet"/>
+      <w:lvlText w:val="o"/>
+      <w:lvlJc w:val="left"/>
+      <w:pPr>
+        <w:tabs>
+          <w:tab w:val="num" w:pos="1440"/>
+        </w:tabs>
+        <w:ind w:left="1440" w:hanging="360"/>
+      </w:pPr>
+      <w:rPr>
+        <w:rFonts w:ascii="Courier New" w:hAnsi="Courier New" w:hint="default"/>
+        <w:sz w:val="20"/>
+      </w:rPr>
+    </w:lvl>
+    <w:lvl w:ilvl="2" w:tentative="1">
+      <w:start w:val="1"/>
+      <w:numFmt w:val="bullet"/>
+      <w:lvlText w:val=""/>
+      <w:lvlJc w:val="left"/>
+      <w:pPr>
+        <w:tabs>
+          <w:tab w:val="num" w:pos="2160"/>
+        </w:tabs>
+        <w:ind w:left="2160" w:hanging="360"/>
+      </w:pPr>
+      <w:rPr>
+        <w:rFonts w:ascii="Wingdings" w:hAnsi="Wingdings" w:hint="default"/>
+        <w:sz w:val="20"/>
+      </w:rPr>
+    </w:lvl>
+    <w:lvl w:ilvl="3" w:tentative="1">
+      <w:start w:val="1"/>
+      <w:numFmt w:val="bullet"/>
+      <w:lvlText w:val=""/>
+      <w:lvlJc w:val="left"/>
+      <w:pPr>
+        <w:tabs>
+          <w:tab w:val="num" w:pos="2880"/>
+        </w:tabs>
+        <w:ind w:left="2880" w:hanging="360"/>
+      </w:pPr>
+      <w:rPr>
+        <w:rFonts w:ascii="Wingdings" w:hAnsi="Wingdings" w:hint="default"/>
+        <w:sz w:val="20"/>
+      </w:rPr>
+    </w:lvl>
+    <w:lvl w:ilvl="4" w:tentative="1">
+      <w:start w:val="1"/>
+      <w:numFmt w:val="bullet"/>
+      <w:lvlText w:val=""/>
+      <w:lvlJc w:val="left"/>
+      <w:pPr>
+        <w:tabs>
+          <w:tab w:val="num" w:pos="3600"/>
+        </w:tabs>
+        <w:ind w:left="3600" w:hanging="360"/>
+      </w:pPr>
+      <w:rPr>
+        <w:rFonts w:ascii="Wingdings" w:hAnsi="Wingdings" w:hint="default"/>
+        <w:sz w:val="20"/>
+      </w:rPr>
+    </w:lvl>
+    <w:lvl w:ilvl="5" w:tentative="1">
+      <w:start w:val="1"/>
+      <w:numFmt w:val="bullet"/>
+      <w:lvlText w:val=""/>
+      <w:lvlJc w:val="left"/>
+      <w:pPr>
+        <w:tabs>
+          <w:tab w:val="num" w:pos="4320"/>
+        </w:tabs>
+        <w:ind w:left="4320" w:hanging="360"/>
+      </w:pPr>
+      <w:rPr>
+        <w:rFonts w:ascii="Wingdings" w:hAnsi="Wingdings" w:hint="default"/>
+        <w:sz w:val="20"/>
+      </w:rPr>
+    </w:lvl>
+    <w:lvl w:ilvl="6" w:tentative="1">
+      <w:start w:val="1"/>
+      <w:numFmt w:val="bullet"/>
+      <w:lvlText w:val=""/>
+      <w:lvlJc w:val="left"/>
+      <w:pPr>
+        <w:tabs>
+          <w:tab w:val="num" w:pos="5040"/>
+        </w:tabs>
+        <w:ind w:left="5040" w:hanging="360"/>
+      </w:pPr>
+      <w:rPr>
+        <w:rFonts w:ascii="Wingdings" w:hAnsi="Wingdings" w:hint="default"/>
+        <w:sz w:val="20"/>
+      </w:rPr>
+    </w:lvl>
+    <w:lvl w:ilvl="7" w:tentative="1">
+      <w:start w:val="1"/>
+      <w:numFmt w:val="bullet"/>
+      <w:lvlText w:val=""/>
+      <w:lvlJc w:val="left"/>
+      <w:pPr>
+        <w:tabs>
+          <w:tab w:val="num" w:pos="5760"/>
+        </w:tabs>
+        <w:ind w:left="5760" w:hanging="360"/>
+      </w:pPr>
+      <w:rPr>
+        <w:rFonts w:ascii="Wingdings" w:hAnsi="Wingdings" w:hint="default"/>
+        <w:sz w:val="20"/>
+      </w:rPr>
+    </w:lvl>
+    <w:lvl w:ilvl="8" w:tentative="1">
+      <w:start w:val="1"/>
+      <w:numFmt w:val="bullet"/>
+      <w:lvlText w:val=""/>
+      <w:lvlJc w:val="left"/>
+      <w:pPr>
+        <w:tabs>
+          <w:tab w:val="num" w:pos="6480"/>
+        </w:tabs>
+        <w:ind w:left="6480" w:hanging="360"/>
+      </w:pPr>
+      <w:rPr>
+        <w:rFonts w:ascii="Wingdings" w:hAnsi="Wingdings" w:hint="default"/>
+        <w:sz w:val="20"/>
+      </w:rPr>
+    </w:lvl>
+  </w:abstractNum>
+  <w:abstractNum w:abstractNumId="2" w15:restartNumberingAfterBreak="0">
+    <w:nsid w:val="54C431A0"/>
+    <w:multiLevelType w:val="hybridMultilevel"/>
+    <w:tmpl w:val="C434A5F0"/>
+    <w:lvl w:ilvl="0" w:tplc="0419000F">
+      <w:start w:val="1"/>
+      <w:numFmt w:val="decimal"/>
+      <w:lvlText w:val="%1."/>
+      <w:lvlJc w:val="left"/>
+      <w:pPr>
+        <w:ind w:left="1431" w:hanging="360"/>
+      </w:pPr>
+    </w:lvl>
+    <w:lvl w:ilvl="1" w:tplc="04190019">
+      <w:start w:val="1"/>
+      <w:numFmt w:val="lowerLetter"/>
+      <w:lvlText w:val="%2."/>
+      <w:lvlJc w:val="left"/>
+      <w:pPr>
+        <w:ind w:left="2151" w:hanging="360"/>
+      </w:pPr>
+    </w:lvl>
+    <w:lvl w:ilvl="2" w:tplc="0419001B" w:tentative="1">
+      <w:start w:val="1"/>
+      <w:numFmt w:val="lowerRoman"/>
+      <w:lvlText w:val="%3."/>
+      <w:lvlJc w:val="right"/>
+      <w:pPr>
+        <w:ind w:left="2871" w:hanging="180"/>
+      </w:pPr>
+    </w:lvl>
+    <w:lvl w:ilvl="3" w:tplc="0419000F" w:tentative="1">
+      <w:start w:val="1"/>
+      <w:numFmt w:val="decimal"/>
+      <w:lvlText w:val="%4."/>
+      <w:lvlJc w:val="left"/>
+      <w:pPr>
+        <w:ind w:left="3591" w:hanging="360"/>
+      </w:pPr>
+    </w:lvl>
+    <w:lvl w:ilvl="4" w:tplc="04190019" w:tentative="1">
+      <w:start w:val="1"/>
+      <w:numFmt w:val="lowerLetter"/>
+      <w:lvlText w:val="%5."/>
+      <w:lvlJc w:val="left"/>
+      <w:pPr>
+        <w:ind w:left="4311" w:hanging="360"/>
+      </w:pPr>
+    </w:lvl>
+    <w:lvl w:ilvl="5" w:tplc="0419001B" w:tentative="1">
+      <w:start w:val="1"/>
+      <w:numFmt w:val="lowerRoman"/>
+      <w:lvlText w:val="%6."/>
+      <w:lvlJc w:val="right"/>
+      <w:pPr>
+        <w:ind w:left="5031" w:hanging="180"/>
+      </w:pPr>
+    </w:lvl>
+    <w:lvl w:ilvl="6" w:tplc="0419000F" w:tentative="1">
+      <w:start w:val="1"/>
+      <w:numFmt w:val="decimal"/>
+      <w:lvlText w:val="%7."/>
+      <w:lvlJc w:val="left"/>
+      <w:pPr>
+        <w:ind w:left="5751" w:hanging="360"/>
+      </w:pPr>
+    </w:lvl>
+    <w:lvl w:ilvl="7" w:tplc="04190019" w:tentative="1">
+      <w:start w:val="1"/>
+      <w:numFmt w:val="lowerLetter"/>
+      <w:lvlText w:val="%8."/>
+      <w:lvlJc w:val="left"/>
+      <w:pPr>
+        <w:ind w:left="6471" w:hanging="360"/>
+      </w:pPr>
+    </w:lvl>
+    <w:lvl w:ilvl="8" w:tplc="0419001B" w:tentative="1">
+      <w:start w:val="1"/>
+      <w:numFmt w:val="lowerRoman"/>
+      <w:lvlText w:val="%9."/>
+      <w:lvlJc w:val="right"/>
+      <w:pPr>
+        <w:ind w:left="7191" w:hanging="180"/>
+      </w:pPr>
+    </w:lvl>
+  </w:abstractNum>
+  <w:abstractNum w:abstractNumId="3" w15:restartNumberingAfterBreak="0">
+    <w:nsid w:val="56873376"/>
+    <w:multiLevelType w:val="hybridMultilevel"/>
+    <w:tmpl w:val="C434A5F0"/>
+    <w:lvl w:ilvl="0" w:tplc="0419000F">
+      <w:start w:val="1"/>
+      <w:numFmt w:val="decimal"/>
+      <w:lvlText w:val="%1."/>
+      <w:lvlJc w:val="left"/>
+      <w:pPr>
+        <w:ind w:left="1431" w:hanging="360"/>
+      </w:pPr>
+    </w:lvl>
+    <w:lvl w:ilvl="1" w:tplc="04190019">
+      <w:start w:val="1"/>
+      <w:numFmt w:val="lowerLetter"/>
+      <w:lvlText w:val="%2."/>
+      <w:lvlJc w:val="left"/>
+      <w:pPr>
+        <w:ind w:left="2151" w:hanging="360"/>
+      </w:pPr>
+    </w:lvl>
+    <w:lvl w:ilvl="2" w:tplc="0419001B" w:tentative="1">
+      <w:start w:val="1"/>
+      <w:numFmt w:val="lowerRoman"/>
+      <w:lvlText w:val="%3."/>
+      <w:lvlJc w:val="right"/>
+      <w:pPr>
+        <w:ind w:left="2871" w:hanging="180"/>
+      </w:pPr>
+    </w:lvl>
+    <w:lvl w:ilvl="3" w:tplc="0419000F" w:tentative="1">
+      <w:start w:val="1"/>
+      <w:numFmt w:val="decimal"/>
+      <w:lvlText w:val="%4."/>
+      <w:lvlJc w:val="left"/>
+      <w:pPr>
+        <w:ind w:left="3591" w:hanging="360"/>
+      </w:pPr>
+    </w:lvl>
+    <w:lvl w:ilvl="4" w:tplc="04190019" w:tentative="1">
+      <w:start w:val="1"/>
+      <w:numFmt w:val="lowerLetter"/>
+      <w:lvlText w:val="%5."/>
+      <w:lvlJc w:val="left"/>
+      <w:pPr>
+        <w:ind w:left="4311" w:hanging="360"/>
+      </w:pPr>
+    </w:lvl>
+    <w:lvl w:ilvl="5" w:tplc="0419001B" w:tentative="1">
+      <w:start w:val="1"/>
+      <w:numFmt w:val="lowerRoman"/>
+      <w:lvlText w:val="%6."/>
+      <w:lvlJc w:val="right"/>
+      <w:pPr>
+        <w:ind w:left="5031" w:hanging="180"/>
+      </w:pPr>
+    </w:lvl>
+    <w:lvl w:ilvl="6" w:tplc="0419000F" w:tentative="1">
+      <w:start w:val="1"/>
+      <w:numFmt w:val="decimal"/>
+      <w:lvlText w:val="%7."/>
+      <w:lvlJc w:val="left"/>
+      <w:pPr>
+        <w:ind w:left="5751" w:hanging="360"/>
+      </w:pPr>
+    </w:lvl>
+    <w:lvl w:ilvl="7" w:tplc="04190019" w:tentative="1">
+      <w:start w:val="1"/>
+      <w:numFmt w:val="lowerLetter"/>
+      <w:lvlText w:val="%8."/>
+      <w:lvlJc w:val="left"/>
+      <w:pPr>
+        <w:ind w:left="6471" w:hanging="360"/>
+      </w:pPr>
+    </w:lvl>
+    <w:lvl w:ilvl="8" w:tplc="0419001B" w:tentative="1">
+      <w:start w:val="1"/>
+      <w:numFmt w:val="lowerRoman"/>
+      <w:lvlText w:val="%9."/>
+      <w:lvlJc w:val="right"/>
+      <w:pPr>
+        <w:ind w:left="7191" w:hanging="180"/>
+      </w:pPr>
+    </w:lvl>
+  </w:abstractNum>
+  <w:abstractNum w:abstractNumId="4" w15:restartNumberingAfterBreak="0">
     <w:nsid w:val="74CC098B"/>
     <w:multiLevelType w:val="multilevel"/>
     <w:tmpl w:val="0419001F"/>
@@ -1153,8 +2658,109 @@
       </w:pPr>
     </w:lvl>
   </w:abstractNum>
+  <w:abstractNum w:abstractNumId="5" w15:restartNumberingAfterBreak="0">
+    <w:nsid w:val="7A3059C5"/>
+    <w:multiLevelType w:val="hybridMultilevel"/>
+    <w:tmpl w:val="C434A5F0"/>
+    <w:lvl w:ilvl="0" w:tplc="0419000F">
+      <w:start w:val="1"/>
+      <w:numFmt w:val="decimal"/>
+      <w:lvlText w:val="%1."/>
+      <w:lvlJc w:val="left"/>
+      <w:pPr>
+        <w:ind w:left="1431" w:hanging="360"/>
+      </w:pPr>
+    </w:lvl>
+    <w:lvl w:ilvl="1" w:tplc="04190019">
+      <w:start w:val="1"/>
+      <w:numFmt w:val="lowerLetter"/>
+      <w:lvlText w:val="%2."/>
+      <w:lvlJc w:val="left"/>
+      <w:pPr>
+        <w:ind w:left="2151" w:hanging="360"/>
+      </w:pPr>
+    </w:lvl>
+    <w:lvl w:ilvl="2" w:tplc="0419001B" w:tentative="1">
+      <w:start w:val="1"/>
+      <w:numFmt w:val="lowerRoman"/>
+      <w:lvlText w:val="%3."/>
+      <w:lvlJc w:val="right"/>
+      <w:pPr>
+        <w:ind w:left="2871" w:hanging="180"/>
+      </w:pPr>
+    </w:lvl>
+    <w:lvl w:ilvl="3" w:tplc="0419000F" w:tentative="1">
+      <w:start w:val="1"/>
+      <w:numFmt w:val="decimal"/>
+      <w:lvlText w:val="%4."/>
+      <w:lvlJc w:val="left"/>
+      <w:pPr>
+        <w:ind w:left="3591" w:hanging="360"/>
+      </w:pPr>
+    </w:lvl>
+    <w:lvl w:ilvl="4" w:tplc="04190019" w:tentative="1">
+      <w:start w:val="1"/>
+      <w:numFmt w:val="lowerLetter"/>
+      <w:lvlText w:val="%5."/>
+      <w:lvlJc w:val="left"/>
+      <w:pPr>
+        <w:ind w:left="4311" w:hanging="360"/>
+      </w:pPr>
+    </w:lvl>
+    <w:lvl w:ilvl="5" w:tplc="0419001B" w:tentative="1">
+      <w:start w:val="1"/>
+      <w:numFmt w:val="lowerRoman"/>
+      <w:lvlText w:val="%6."/>
+      <w:lvlJc w:val="right"/>
+      <w:pPr>
+        <w:ind w:left="5031" w:hanging="180"/>
+      </w:pPr>
+    </w:lvl>
+    <w:lvl w:ilvl="6" w:tplc="0419000F" w:tentative="1">
+      <w:start w:val="1"/>
+      <w:numFmt w:val="decimal"/>
+      <w:lvlText w:val="%7."/>
+      <w:lvlJc w:val="left"/>
+      <w:pPr>
+        <w:ind w:left="5751" w:hanging="360"/>
+      </w:pPr>
+    </w:lvl>
+    <w:lvl w:ilvl="7" w:tplc="04190019" w:tentative="1">
+      <w:start w:val="1"/>
+      <w:numFmt w:val="lowerLetter"/>
+      <w:lvlText w:val="%8."/>
+      <w:lvlJc w:val="left"/>
+      <w:pPr>
+        <w:ind w:left="6471" w:hanging="360"/>
+      </w:pPr>
+    </w:lvl>
+    <w:lvl w:ilvl="8" w:tplc="0419001B" w:tentative="1">
+      <w:start w:val="1"/>
+      <w:numFmt w:val="lowerRoman"/>
+      <w:lvlText w:val="%9."/>
+      <w:lvlJc w:val="right"/>
+      <w:pPr>
+        <w:ind w:left="7191" w:hanging="180"/>
+      </w:pPr>
+    </w:lvl>
+  </w:abstractNum>
   <w:num w:numId="1">
+    <w:abstractNumId w:val="4"/>
+  </w:num>
+  <w:num w:numId="2">
+    <w:abstractNumId w:val="3"/>
+  </w:num>
+  <w:num w:numId="3">
+    <w:abstractNumId w:val="2"/>
+  </w:num>
+  <w:num w:numId="4">
+    <w:abstractNumId w:val="5"/>
+  </w:num>
+  <w:num w:numId="5">
     <w:abstractNumId w:val="0"/>
+  </w:num>
+  <w:num w:numId="6">
+    <w:abstractNumId w:val="1"/>
   </w:num>
 </w:numbering>
 </file>
@@ -1552,11 +3158,11 @@
   <w:style w:type="paragraph" w:default="1" w:styleId="a">
     <w:name w:val="Normal"/>
     <w:qFormat/>
+    <w:rsid w:val="009F34A1"/>
   </w:style>
   <w:style w:type="character" w:default="1" w:styleId="a0">
     <w:name w:val="Default Paragraph Font"/>
     <w:uiPriority w:val="1"/>
-    <w:semiHidden/>
     <w:unhideWhenUsed/>
   </w:style>
   <w:style w:type="table" w:default="1" w:styleId="a1">
@@ -1590,6 +3196,45 @@
       <w:ind w:left="720"/>
       <w:contextualSpacing/>
     </w:pPr>
+  </w:style>
+  <w:style w:type="paragraph" w:styleId="a4">
+    <w:name w:val="endnote text"/>
+    <w:basedOn w:val="a"/>
+    <w:link w:val="a5"/>
+    <w:uiPriority w:val="99"/>
+    <w:semiHidden/>
+    <w:unhideWhenUsed/>
+    <w:rsid w:val="00FA2A13"/>
+    <w:pPr>
+      <w:spacing w:after="0" w:line="240" w:lineRule="auto"/>
+    </w:pPr>
+    <w:rPr>
+      <w:sz w:val="20"/>
+      <w:szCs w:val="20"/>
+    </w:rPr>
+  </w:style>
+  <w:style w:type="character" w:customStyle="1" w:styleId="a5">
+    <w:name w:val="Текст концевой сноски Знак"/>
+    <w:basedOn w:val="a0"/>
+    <w:link w:val="a4"/>
+    <w:uiPriority w:val="99"/>
+    <w:semiHidden/>
+    <w:rsid w:val="00FA2A13"/>
+    <w:rPr>
+      <w:sz w:val="20"/>
+      <w:szCs w:val="20"/>
+    </w:rPr>
+  </w:style>
+  <w:style w:type="character" w:styleId="a6">
+    <w:name w:val="endnote reference"/>
+    <w:basedOn w:val="a0"/>
+    <w:uiPriority w:val="99"/>
+    <w:semiHidden/>
+    <w:unhideWhenUsed/>
+    <w:rsid w:val="00FA2A13"/>
+    <w:rPr>
+      <w:vertAlign w:val="superscript"/>
+    </w:rPr>
   </w:style>
 </w:styles>
 </file>
@@ -1853,4 +3498,16 @@
     </a:ext>
   </a:extLst>
 </a:theme>
+</file>
+
+<file path=customXml/item1.xml><?xml version="1.0" encoding="utf-8"?>
+<b:Sources xmlns:b="http://schemas.openxmlformats.org/officeDocument/2006/bibliography" xmlns="http://schemas.openxmlformats.org/officeDocument/2006/bibliography" SelectedStyle="\APASixthEditionOfficeOnline.xsl" StyleName="APA" Version="6"/>
+</file>
+
+<file path=customXml/itemProps1.xml><?xml version="1.0" encoding="utf-8"?>
+<ds:datastoreItem xmlns:ds="http://schemas.openxmlformats.org/officeDocument/2006/customXml" ds:itemID="{32DA898F-D142-4CB7-9F8A-D23B9058EEF8}">
+  <ds:schemaRefs>
+    <ds:schemaRef ds:uri="http://schemas.openxmlformats.org/officeDocument/2006/bibliography"/>
+  </ds:schemaRefs>
+</ds:datastoreItem>
 </file>